--- a/2. Second_Semester/1. Software Project Management and Quality Assurance/Assignment_6/Assignment-6-Solution.docx
+++ b/2. Second_Semester/1. Software Project Management and Quality Assurance/Assignment_6/Assignment-6-Solution.docx
@@ -6,8 +6,14 @@
       <w:pPr>
         <w:pStyle w:val="Heading3"/>
         <w:spacing w:before="0" w:beforeAutospacing="0" w:after="0" w:afterAutospacing="0"/>
-      </w:pPr>
-      <w:r>
+        <w:rPr>
+          <w:color w:val="1F3864" w:themeColor="accent5" w:themeShade="80"/>
+        </w:rPr>
+      </w:pPr>
+      <w:r>
+        <w:rPr>
+          <w:color w:val="1F3864" w:themeColor="accent5" w:themeShade="80"/>
+        </w:rPr>
         <w:t>Question 1 (20 Marks)</w:t>
       </w:r>
     </w:p>
@@ -20,11 +26,18 @@
         <w:rPr>
           <w:b/>
           <w:bCs/>
+          <w:color w:val="1F3864" w:themeColor="accent5" w:themeShade="80"/>
         </w:rPr>
         <w:t>Development Plan:</w:t>
       </w:r>
       <w:r>
-        <w:t xml:space="preserve"> Prepare a Development Plan for the proposed JU CSE SIS. Your plan should include appropriate information for components like Project Deliverables, Project Interfaces, Development Methodology and Tools, Standards, Process Map, Milestones, Team Organization, Facilities, Risks, Control Methods, and Cost Estimation.</w:t>
+        <w:rPr>
+          <w:color w:val="1F3864" w:themeColor="accent5" w:themeShade="80"/>
+        </w:rPr>
+        <w:t xml:space="preserve"> </w:t>
+      </w:r>
+      <w:r>
+        <w:t>Prepare a Development Plan for the proposed JU CSE SIS. Your plan should include appropriate information for components like Project Deliverables, Project Interfaces, Development Methodology and Tools, Standards, Process Map, Milestones, Team Organization, Facilities, Risks, Control Methods, and Cost Estimation.</w:t>
       </w:r>
     </w:p>
     <w:p>
@@ -59,7 +72,23 @@
           <w:bCs/>
           <w:color w:val="1F3864" w:themeColor="accent5" w:themeShade="80"/>
         </w:rPr>
-        <w:t>1. Project Deliverables:</w:t>
+        <w:t xml:space="preserve">1. Project </w:t>
+      </w:r>
+      <w:r>
+        <w:rPr>
+          <w:b/>
+          <w:bCs/>
+          <w:color w:val="1F3864" w:themeColor="accent5" w:themeShade="80"/>
+        </w:rPr>
+        <w:t>Deliverables</w:t>
+      </w:r>
+      <w:r>
+        <w:rPr>
+          <w:b/>
+          <w:bCs/>
+          <w:color w:val="1F3864" w:themeColor="accent5" w:themeShade="80"/>
+        </w:rPr>
+        <w:t>:</w:t>
       </w:r>
     </w:p>
     <w:p>
@@ -119,7 +148,7 @@
         <w:pStyle w:val="NormalWeb"/>
         <w:numPr>
           <w:ilvl w:val="0"/>
-          <w:numId w:val="16"/>
+          <w:numId w:val="33"/>
         </w:numPr>
         <w:spacing w:before="0" w:beforeAutospacing="0"/>
       </w:pPr>
@@ -139,7 +168,7 @@
         <w:pStyle w:val="NormalWeb"/>
         <w:numPr>
           <w:ilvl w:val="0"/>
-          <w:numId w:val="16"/>
+          <w:numId w:val="33"/>
         </w:numPr>
         <w:spacing w:before="0" w:beforeAutospacing="0"/>
       </w:pPr>
@@ -151,23 +180,7 @@
         <w:t>Tools:</w:t>
       </w:r>
       <w:r>
-        <w:t xml:space="preserve"> Jira (Project Tracking), </w:t>
-      </w:r>
-      <w:proofErr w:type="spellStart"/>
-      <w:r>
-        <w:t>Git</w:t>
-      </w:r>
-      <w:proofErr w:type="spellEnd"/>
-      <w:r>
-        <w:t>/</w:t>
-      </w:r>
-      <w:proofErr w:type="spellStart"/>
-      <w:r>
-        <w:t>GitLab</w:t>
-      </w:r>
-      <w:proofErr w:type="spellEnd"/>
-      <w:r>
-        <w:t xml:space="preserve"> (Version Control), Docker (Containerization).</w:t>
+        <w:t xml:space="preserve"> Jira (Project Tracking), Git/GitLab (Version Control), Docker (Containerization).</w:t>
       </w:r>
     </w:p>
     <w:p>
@@ -175,7 +188,7 @@
         <w:pStyle w:val="NormalWeb"/>
         <w:numPr>
           <w:ilvl w:val="0"/>
-          <w:numId w:val="16"/>
+          <w:numId w:val="33"/>
         </w:numPr>
         <w:spacing w:before="0" w:beforeAutospacing="0"/>
       </w:pPr>
@@ -236,148 +249,103 @@
     <w:p>
       <w:pPr>
         <w:pStyle w:val="NormalWeb"/>
-        <w:spacing w:before="0" w:beforeAutospacing="0"/>
-      </w:pPr>
-      <w:r>
-        <w:t xml:space="preserve">Requirements Elicitation </w:t>
-      </w:r>
-      <w:r>
-        <w:rPr>
-          <w:rStyle w:val="math-inline"/>
-        </w:rPr>
-        <w:t>$\</w:t>
-      </w:r>
-      <w:proofErr w:type="spellStart"/>
-      <w:r>
-        <w:rPr>
-          <w:rStyle w:val="math-inline"/>
-        </w:rPr>
-        <w:t>rightarrow</w:t>
-      </w:r>
-      <w:proofErr w:type="spellEnd"/>
-      <w:r>
-        <w:rPr>
-          <w:rStyle w:val="math-inline"/>
-        </w:rPr>
-        <w:t>$</w:t>
-      </w:r>
-      <w:r>
-        <w:t xml:space="preserve"> Sprint Planning </w:t>
-      </w:r>
-      <w:r>
-        <w:rPr>
-          <w:rStyle w:val="math-inline"/>
-        </w:rPr>
-        <w:t>$\</w:t>
-      </w:r>
-      <w:proofErr w:type="spellStart"/>
-      <w:r>
-        <w:rPr>
-          <w:rStyle w:val="math-inline"/>
-        </w:rPr>
-        <w:t>rightarrow</w:t>
-      </w:r>
-      <w:proofErr w:type="spellEnd"/>
-      <w:r>
-        <w:rPr>
-          <w:rStyle w:val="math-inline"/>
-        </w:rPr>
-        <w:t>$</w:t>
-      </w:r>
-      <w:r>
-        <w:t xml:space="preserve"> System Architecture </w:t>
-      </w:r>
-      <w:r>
-        <w:rPr>
-          <w:rStyle w:val="math-inline"/>
-        </w:rPr>
-        <w:t>$\</w:t>
-      </w:r>
-      <w:proofErr w:type="spellStart"/>
-      <w:r>
-        <w:rPr>
-          <w:rStyle w:val="math-inline"/>
-        </w:rPr>
-        <w:t>rightarrow</w:t>
-      </w:r>
-      <w:proofErr w:type="spellEnd"/>
-      <w:r>
-        <w:rPr>
-          <w:rStyle w:val="math-inline"/>
-        </w:rPr>
-        <w:t>$</w:t>
-      </w:r>
-      <w:r>
-        <w:t xml:space="preserve"> Iterative Development &amp; API Integration </w:t>
-      </w:r>
-      <w:r>
-        <w:rPr>
-          <w:rStyle w:val="math-inline"/>
-        </w:rPr>
-        <w:t>$\</w:t>
-      </w:r>
-      <w:proofErr w:type="spellStart"/>
-      <w:r>
-        <w:rPr>
-          <w:rStyle w:val="math-inline"/>
-        </w:rPr>
-        <w:t>rightarrow</w:t>
-      </w:r>
-      <w:proofErr w:type="spellEnd"/>
-      <w:r>
-        <w:rPr>
-          <w:rStyle w:val="math-inline"/>
-        </w:rPr>
-        <w:t>$</w:t>
-      </w:r>
-      <w:r>
-        <w:t xml:space="preserve"> QA Testing </w:t>
-      </w:r>
-      <w:r>
-        <w:rPr>
-          <w:rStyle w:val="math-inline"/>
-        </w:rPr>
-        <w:t>$\</w:t>
-      </w:r>
-      <w:proofErr w:type="spellStart"/>
-      <w:r>
-        <w:rPr>
-          <w:rStyle w:val="math-inline"/>
-        </w:rPr>
-        <w:t>rightarrow</w:t>
-      </w:r>
-      <w:proofErr w:type="spellEnd"/>
-      <w:r>
-        <w:rPr>
-          <w:rStyle w:val="math-inline"/>
-        </w:rPr>
-        <w:t>$</w:t>
-      </w:r>
-      <w:r>
-        <w:t xml:space="preserve"> User Acceptance Testing (UAT) </w:t>
-      </w:r>
-      <w:r>
-        <w:rPr>
-          <w:rStyle w:val="math-inline"/>
-        </w:rPr>
-        <w:t>$\</w:t>
-      </w:r>
-      <w:proofErr w:type="spellStart"/>
-      <w:r>
-        <w:rPr>
-          <w:rStyle w:val="math-inline"/>
-        </w:rPr>
-        <w:t>rightarrow</w:t>
-      </w:r>
-      <w:proofErr w:type="spellEnd"/>
-      <w:r>
-        <w:rPr>
-          <w:rStyle w:val="math-inline"/>
-        </w:rPr>
-        <w:t>$</w:t>
-      </w:r>
-      <w:r>
-        <w:t xml:space="preserve"> Deployment.</w:t>
+        <w:spacing w:before="0" w:beforeAutospacing="0" w:after="0" w:afterAutospacing="0"/>
+        <w:rPr>
+          <w:rStyle w:val="Strong"/>
+          <w:b w:val="0"/>
+        </w:rPr>
+      </w:pPr>
+      <w:r>
+        <w:rPr>
+          <w:rStyle w:val="Strong"/>
+          <w:b w:val="0"/>
+        </w:rPr>
+        <w:t>Requirements Elicitation</w:t>
+      </w:r>
+      <w:r>
+        <w:rPr>
+          <w:b/>
+        </w:rPr>
+        <w:t xml:space="preserve"> → </w:t>
+      </w:r>
+      <w:r>
+        <w:rPr>
+          <w:rStyle w:val="Strong"/>
+          <w:b w:val="0"/>
+        </w:rPr>
+        <w:t>Sprint Planning</w:t>
+      </w:r>
+      <w:r>
+        <w:rPr>
+          <w:b/>
+        </w:rPr>
+        <w:t xml:space="preserve"> → </w:t>
+      </w:r>
+      <w:r>
+        <w:rPr>
+          <w:rStyle w:val="Strong"/>
+          <w:b w:val="0"/>
+        </w:rPr>
+        <w:t>System Architecture</w:t>
+      </w:r>
+      <w:r>
+        <w:rPr>
+          <w:b/>
+        </w:rPr>
+        <w:t xml:space="preserve"> → </w:t>
+      </w:r>
+      <w:r>
+        <w:rPr>
+          <w:rStyle w:val="Strong"/>
+          <w:b w:val="0"/>
+        </w:rPr>
+        <w:t>Iterative Development &amp; API Integration</w:t>
+      </w:r>
+      <w:r>
+        <w:rPr>
+          <w:b/>
+        </w:rPr>
+        <w:t xml:space="preserve"> → </w:t>
+      </w:r>
+      <w:r>
+        <w:rPr>
+          <w:rStyle w:val="Strong"/>
+          <w:b w:val="0"/>
+        </w:rPr>
+        <w:t>QA Testing</w:t>
+      </w:r>
+      <w:r>
+        <w:rPr>
+          <w:b/>
+        </w:rPr>
+        <w:t xml:space="preserve"> → </w:t>
+      </w:r>
+      <w:r>
+        <w:rPr>
+          <w:rStyle w:val="Strong"/>
+          <w:b w:val="0"/>
+        </w:rPr>
+        <w:t>User Acceptance Testing (UAT)</w:t>
+      </w:r>
+      <w:r>
+        <w:rPr>
+          <w:b/>
+        </w:rPr>
+        <w:t xml:space="preserve"> → </w:t>
+      </w:r>
+      <w:r>
+        <w:rPr>
+          <w:rStyle w:val="Strong"/>
+          <w:b w:val="0"/>
+        </w:rPr>
+        <w:t>Deployment</w:t>
+      </w:r>
+      <w:r>
+        <w:rPr>
+          <w:rStyle w:val="Strong"/>
+          <w:b w:val="0"/>
+        </w:rPr>
+        <w:br/>
       </w:r>
     </w:p>
     <w:p>
@@ -402,7 +370,7 @@
         <w:pStyle w:val="NormalWeb"/>
         <w:numPr>
           <w:ilvl w:val="0"/>
-          <w:numId w:val="17"/>
+          <w:numId w:val="34"/>
         </w:numPr>
         <w:spacing w:before="0" w:beforeAutospacing="0"/>
       </w:pPr>
@@ -415,7 +383,7 @@
         <w:pStyle w:val="NormalWeb"/>
         <w:numPr>
           <w:ilvl w:val="0"/>
-          <w:numId w:val="17"/>
+          <w:numId w:val="34"/>
         </w:numPr>
         <w:spacing w:before="0" w:beforeAutospacing="0"/>
       </w:pPr>
@@ -428,7 +396,7 @@
         <w:pStyle w:val="NormalWeb"/>
         <w:numPr>
           <w:ilvl w:val="0"/>
-          <w:numId w:val="17"/>
+          <w:numId w:val="34"/>
         </w:numPr>
         <w:spacing w:before="0" w:beforeAutospacing="0"/>
       </w:pPr>
@@ -441,7 +409,7 @@
         <w:pStyle w:val="NormalWeb"/>
         <w:numPr>
           <w:ilvl w:val="0"/>
-          <w:numId w:val="17"/>
+          <w:numId w:val="34"/>
         </w:numPr>
         <w:spacing w:before="0" w:beforeAutospacing="0"/>
       </w:pPr>
@@ -454,7 +422,7 @@
         <w:pStyle w:val="NormalWeb"/>
         <w:numPr>
           <w:ilvl w:val="0"/>
-          <w:numId w:val="17"/>
+          <w:numId w:val="34"/>
         </w:numPr>
         <w:spacing w:before="0" w:beforeAutospacing="0"/>
       </w:pPr>
@@ -484,7 +452,7 @@
         <w:pStyle w:val="NormalWeb"/>
         <w:numPr>
           <w:ilvl w:val="0"/>
-          <w:numId w:val="18"/>
+          <w:numId w:val="35"/>
         </w:numPr>
         <w:spacing w:before="0" w:beforeAutospacing="0"/>
       </w:pPr>
@@ -504,7 +472,7 @@
         <w:pStyle w:val="NormalWeb"/>
         <w:numPr>
           <w:ilvl w:val="0"/>
-          <w:numId w:val="18"/>
+          <w:numId w:val="35"/>
         </w:numPr>
         <w:spacing w:before="0" w:beforeAutospacing="0"/>
       </w:pPr>
@@ -524,7 +492,7 @@
         <w:pStyle w:val="NormalWeb"/>
         <w:numPr>
           <w:ilvl w:val="0"/>
-          <w:numId w:val="18"/>
+          <w:numId w:val="35"/>
         </w:numPr>
         <w:spacing w:before="0" w:beforeAutospacing="0"/>
       </w:pPr>
@@ -544,7 +512,7 @@
         <w:pStyle w:val="NormalWeb"/>
         <w:numPr>
           <w:ilvl w:val="0"/>
-          <w:numId w:val="18"/>
+          <w:numId w:val="35"/>
         </w:numPr>
         <w:spacing w:before="0" w:beforeAutospacing="0"/>
       </w:pPr>
@@ -553,11 +521,37 @@
           <w:b/>
           <w:bCs/>
         </w:rPr>
+        <w:t>1 DBA &amp; 1 DevOps:</w:t>
+      </w:r>
+      <w:r>
+        <w:t xml:space="preserve"> Database schema design, CI/CD setup, server deployment.</w:t>
+      </w:r>
+    </w:p>
+    <w:p>
+      <w:pPr>
+        <w:pStyle w:val="NormalWeb"/>
+        <w:spacing w:before="0" w:beforeAutospacing="0" w:after="0" w:afterAutospacing="0"/>
+        <w:rPr>
+          <w:color w:val="1F3864" w:themeColor="accent5" w:themeShade="80"/>
+        </w:rPr>
+      </w:pPr>
+      <w:r>
+        <w:rPr>
+          <w:b/>
+          <w:bCs/>
+          <w:color w:val="1F3864" w:themeColor="accent5" w:themeShade="80"/>
+        </w:rPr>
         <w:lastRenderedPageBreak/>
-        <w:t>1 DBA &amp; 1 DevOps:</w:t>
-      </w:r>
-      <w:r>
-        <w:t xml:space="preserve"> Database schema design, CI/CD setup, server deployment.</w:t>
+        <w:t>8. Required Development Facilities:</w:t>
+      </w:r>
+    </w:p>
+    <w:p>
+      <w:pPr>
+        <w:pStyle w:val="NormalWeb"/>
+        <w:spacing w:before="0" w:beforeAutospacing="0"/>
+      </w:pPr>
+      <w:r>
+        <w:t>Cloud staging servers (AWS/Azure), IDE licenses (Visual Studio / Rider), API testing tools (Postman), and load testing environments.</w:t>
       </w:r>
     </w:p>
     <w:p>
@@ -574,7 +568,7 @@
           <w:bCs/>
           <w:color w:val="1F3864" w:themeColor="accent5" w:themeShade="80"/>
         </w:rPr>
-        <w:t>8. Required Development Facilities:</w:t>
+        <w:t>9. Development Risks and Risk Management Activities:</w:t>
       </w:r>
     </w:p>
     <w:p>
@@ -583,7 +577,7 @@
         <w:spacing w:before="0" w:beforeAutospacing="0"/>
       </w:pPr>
       <w:r>
-        <w:t>Cloud staging servers (AWS/Azure), IDE licenses (Visual Studio / Rider), API testing tools (Postman), and load testing environments.</w:t>
+        <w:t>(Detailed in Question 3). Key mitigation involves cross-training developers to prevent knowledge silos.</w:t>
       </w:r>
     </w:p>
     <w:p>
@@ -600,7 +594,7 @@
           <w:bCs/>
           <w:color w:val="1F3864" w:themeColor="accent5" w:themeShade="80"/>
         </w:rPr>
-        <w:t>9. Development Risks and Risk Management Activities:</w:t>
+        <w:t>10. Project Control Methods:</w:t>
       </w:r>
     </w:p>
     <w:p>
@@ -609,7 +603,7 @@
         <w:spacing w:before="0" w:beforeAutospacing="0"/>
       </w:pPr>
       <w:r>
-        <w:t>(Detailed in Question 3). Key mitigation involves cross-training developers to prevent knowledge silos.</w:t>
+        <w:t>Daily Stand-ups, Sprint Retrospectives, Burndown Charts, and strict Code Review gates before merging to the main branch.</w:t>
       </w:r>
     </w:p>
     <w:p>
@@ -625,36 +619,6 @@
           <w:b/>
           <w:bCs/>
           <w:color w:val="1F3864" w:themeColor="accent5" w:themeShade="80"/>
-        </w:rPr>
-        <w:t>10. Project Control Methods:</w:t>
-      </w:r>
-    </w:p>
-    <w:p>
-      <w:pPr>
-        <w:pStyle w:val="NormalWeb"/>
-        <w:spacing w:before="0" w:beforeAutospacing="0"/>
-      </w:pPr>
-      <w:r>
-        <w:t xml:space="preserve">Daily Stand-ups, Sprint Retrospectives, </w:t>
-      </w:r>
-      <w:proofErr w:type="spellStart"/>
-      <w:r>
-        <w:t>Burndown</w:t>
-      </w:r>
-      <w:proofErr w:type="spellEnd"/>
-      <w:r>
-        <w:t xml:space="preserve"> Charts, and strict Code Review gates before merging to the main branch.</w:t>
-      </w:r>
-    </w:p>
-    <w:p>
-      <w:pPr>
-        <w:pStyle w:val="NormalWeb"/>
-        <w:spacing w:before="0" w:beforeAutospacing="0" w:after="0" w:afterAutospacing="0"/>
-      </w:pPr>
-      <w:r>
-        <w:rPr>
-          <w:b/>
-          <w:bCs/>
         </w:rPr>
         <w:t>11. Project Cost Estimation (Budget: BDT 40 Lakh):</w:t>
       </w:r>
@@ -664,7 +628,7 @@
         <w:pStyle w:val="NormalWeb"/>
         <w:numPr>
           <w:ilvl w:val="0"/>
-          <w:numId w:val="19"/>
+          <w:numId w:val="28"/>
         </w:numPr>
         <w:spacing w:before="0" w:beforeAutospacing="0"/>
       </w:pPr>
@@ -677,7 +641,7 @@
         <w:pStyle w:val="NormalWeb"/>
         <w:numPr>
           <w:ilvl w:val="0"/>
-          <w:numId w:val="19"/>
+          <w:numId w:val="28"/>
         </w:numPr>
         <w:spacing w:before="0" w:beforeAutospacing="0"/>
       </w:pPr>
@@ -690,7 +654,7 @@
         <w:pStyle w:val="NormalWeb"/>
         <w:numPr>
           <w:ilvl w:val="0"/>
-          <w:numId w:val="19"/>
+          <w:numId w:val="28"/>
         </w:numPr>
         <w:spacing w:before="0" w:beforeAutospacing="0"/>
       </w:pPr>
@@ -703,20 +667,12 @@
         <w:pStyle w:val="NormalWeb"/>
         <w:numPr>
           <w:ilvl w:val="0"/>
-          <w:numId w:val="19"/>
+          <w:numId w:val="28"/>
         </w:numPr>
         <w:spacing w:before="0" w:beforeAutospacing="0"/>
       </w:pPr>
       <w:r>
-        <w:t>Operational/</w:t>
-      </w:r>
-      <w:proofErr w:type="spellStart"/>
-      <w:r>
-        <w:t>Misc</w:t>
-      </w:r>
-      <w:proofErr w:type="spellEnd"/>
-      <w:r>
-        <w:t>: 5% (2 Lakhs)</w:t>
+        <w:t>Operational/Misc: 5% (2 Lakhs)</w:t>
       </w:r>
     </w:p>
     <w:p>
@@ -779,16 +735,29 @@
         <w:pStyle w:val="NormalWeb"/>
         <w:numPr>
           <w:ilvl w:val="0"/>
-          <w:numId w:val="20"/>
+          <w:numId w:val="31"/>
+        </w:numPr>
+        <w:spacing w:before="0" w:beforeAutospacing="0" w:after="0" w:afterAutospacing="0"/>
+      </w:pPr>
+      <w:r>
+        <w:rPr>
+          <w:b/>
+          <w:bCs/>
+        </w:rPr>
+        <w:t>Quality Goals (with measurable metrics):</w:t>
+      </w:r>
+    </w:p>
+    <w:p>
+      <w:pPr>
+        <w:pStyle w:val="NormalWeb"/>
+        <w:numPr>
+          <w:ilvl w:val="1"/>
+          <w:numId w:val="31"/>
         </w:numPr>
         <w:spacing w:before="0" w:beforeAutospacing="0"/>
       </w:pPr>
       <w:r>
-        <w:rPr>
-          <w:b/>
-          <w:bCs/>
-        </w:rPr>
-        <w:t>Quality Goals (with measurable metrics):</w:t>
+        <w:t>System uptime of 99.9%.</w:t>
       </w:r>
     </w:p>
     <w:p>
@@ -796,12 +765,21 @@
         <w:pStyle w:val="NormalWeb"/>
         <w:numPr>
           <w:ilvl w:val="1"/>
-          <w:numId w:val="20"/>
+          <w:numId w:val="31"/>
         </w:numPr>
         <w:spacing w:before="0" w:beforeAutospacing="0"/>
       </w:pPr>
       <w:r>
-        <w:t>System uptime of 99.9%.</w:t>
+        <w:t xml:space="preserve">Course registration page response time </w:t>
+      </w:r>
+      <w:r>
+        <w:rPr>
+          <w:rStyle w:val="math-inline"/>
+        </w:rPr>
+        <w:t>$&lt; 2$</w:t>
+      </w:r>
+      <w:r>
+        <w:t xml:space="preserve"> seconds.</w:t>
       </w:r>
     </w:p>
     <w:p>
@@ -809,21 +787,29 @@
         <w:pStyle w:val="NormalWeb"/>
         <w:numPr>
           <w:ilvl w:val="1"/>
-          <w:numId w:val="20"/>
+          <w:numId w:val="31"/>
         </w:numPr>
         <w:spacing w:before="0" w:beforeAutospacing="0"/>
       </w:pPr>
       <w:r>
-        <w:t xml:space="preserve">Course registration page response time </w:t>
-      </w:r>
-      <w:r>
-        <w:rPr>
-          <w:rStyle w:val="math-inline"/>
-        </w:rPr>
-        <w:t>$&lt; 2$</w:t>
-      </w:r>
-      <w:r>
-        <w:t xml:space="preserve"> seconds.</w:t>
+        <w:t>Zero critical security vulnerabilities during LDAP integration.</w:t>
+      </w:r>
+    </w:p>
+    <w:p>
+      <w:pPr>
+        <w:pStyle w:val="NormalWeb"/>
+        <w:numPr>
+          <w:ilvl w:val="0"/>
+          <w:numId w:val="31"/>
+        </w:numPr>
+        <w:spacing w:before="0" w:beforeAutospacing="0" w:after="0" w:afterAutospacing="0"/>
+      </w:pPr>
+      <w:r>
+        <w:rPr>
+          <w:b/>
+          <w:bCs/>
+        </w:rPr>
+        <w:t>Planned Review Activities:</w:t>
       </w:r>
     </w:p>
     <w:p>
@@ -831,12 +817,45 @@
         <w:pStyle w:val="NormalWeb"/>
         <w:numPr>
           <w:ilvl w:val="1"/>
-          <w:numId w:val="20"/>
+          <w:numId w:val="31"/>
         </w:numPr>
         <w:spacing w:before="0" w:beforeAutospacing="0"/>
       </w:pPr>
       <w:r>
-        <w:t>Zero critical security vulnerabilities during LDAP integration.</w:t>
+        <w:rPr>
+          <w:iCs/>
+        </w:rPr>
+        <w:t>Objective:</w:t>
+      </w:r>
+      <w:r>
+        <w:t xml:space="preserve"> Ensure code quality and architectural integrity. </w:t>
+      </w:r>
+      <w:r>
+        <w:rPr>
+          <w:iCs/>
+        </w:rPr>
+        <w:t>Responsible:</w:t>
+      </w:r>
+      <w:r>
+        <w:t xml:space="preserve"> PM and Senior Devs. </w:t>
+      </w:r>
+      <w:r>
+        <w:rPr>
+          <w:iCs/>
+        </w:rPr>
+        <w:t>Timing:</w:t>
+      </w:r>
+      <w:r>
+        <w:t xml:space="preserve"> End of every sprint. </w:t>
+      </w:r>
+      <w:r>
+        <w:rPr>
+          <w:iCs/>
+        </w:rPr>
+        <w:t>Deliverables:</w:t>
+      </w:r>
+      <w:r>
+        <w:t xml:space="preserve"> Code Review Logs.</w:t>
       </w:r>
     </w:p>
     <w:p>
@@ -844,7 +863,7 @@
         <w:pStyle w:val="NormalWeb"/>
         <w:numPr>
           <w:ilvl w:val="0"/>
-          <w:numId w:val="20"/>
+          <w:numId w:val="31"/>
         </w:numPr>
         <w:spacing w:before="0" w:beforeAutospacing="0" w:after="0" w:afterAutospacing="0"/>
       </w:pPr>
@@ -853,7 +872,7 @@
           <w:b/>
           <w:bCs/>
         </w:rPr>
-        <w:t>Planned Review Activities:</w:t>
+        <w:t>Software Testing Strategy:</w:t>
       </w:r>
     </w:p>
     <w:p>
@@ -861,57 +880,38 @@
         <w:pStyle w:val="NormalWeb"/>
         <w:numPr>
           <w:ilvl w:val="1"/>
-          <w:numId w:val="20"/>
+          <w:numId w:val="31"/>
         </w:numPr>
         <w:spacing w:before="0" w:beforeAutospacing="0"/>
       </w:pPr>
       <w:r>
-        <w:rPr>
-          <w:i/>
-          <w:iCs/>
-        </w:rPr>
-        <w:t>Objective:</w:t>
-      </w:r>
-      <w:r>
-        <w:t xml:space="preserve"> Ensure code quality and architectural integrity. </w:t>
-      </w:r>
-      <w:r>
-        <w:rPr>
-          <w:i/>
-          <w:iCs/>
-        </w:rPr>
-        <w:t>Responsible:</w:t>
-      </w:r>
-      <w:r>
-        <w:t xml:space="preserve"> PM and Senior </w:t>
-      </w:r>
-      <w:proofErr w:type="spellStart"/>
-      <w:r>
-        <w:t>Devs</w:t>
-      </w:r>
-      <w:proofErr w:type="spellEnd"/>
-      <w:r>
-        <w:t xml:space="preserve">. </w:t>
-      </w:r>
-      <w:r>
-        <w:rPr>
-          <w:i/>
-          <w:iCs/>
-        </w:rPr>
-        <w:t>Timing:</w:t>
-      </w:r>
-      <w:r>
-        <w:t xml:space="preserve"> End of every sprint. </w:t>
-      </w:r>
-      <w:r>
-        <w:rPr>
-          <w:i/>
-          <w:iCs/>
-        </w:rPr>
-        <w:t>Deliverables:</w:t>
-      </w:r>
-      <w:r>
-        <w:t xml:space="preserve"> Code Review Logs.</w:t>
+        <w:t>Unit Testing (xUnit / NUnit) by Developers during coding.</w:t>
+      </w:r>
+    </w:p>
+    <w:p>
+      <w:pPr>
+        <w:pStyle w:val="NormalWeb"/>
+        <w:numPr>
+          <w:ilvl w:val="1"/>
+          <w:numId w:val="31"/>
+        </w:numPr>
+        <w:spacing w:before="0" w:beforeAutospacing="0"/>
+      </w:pPr>
+      <w:r>
+        <w:t>Integration Testing (Postman) by QA to verify microservices (e.g., Attendance API interacting with Core DB).</w:t>
+      </w:r>
+    </w:p>
+    <w:p>
+      <w:pPr>
+        <w:pStyle w:val="NormalWeb"/>
+        <w:numPr>
+          <w:ilvl w:val="1"/>
+          <w:numId w:val="31"/>
+        </w:numPr>
+        <w:spacing w:before="0" w:beforeAutospacing="0"/>
+      </w:pPr>
+      <w:r>
+        <w:t>Load Testing by DevOps specifically for result processing days.</w:t>
       </w:r>
     </w:p>
     <w:p>
@@ -919,7 +919,7 @@
         <w:pStyle w:val="NormalWeb"/>
         <w:numPr>
           <w:ilvl w:val="0"/>
-          <w:numId w:val="20"/>
+          <w:numId w:val="31"/>
         </w:numPr>
         <w:spacing w:before="0" w:beforeAutospacing="0"/>
       </w:pPr>
@@ -928,7 +928,7 @@
           <w:b/>
           <w:bCs/>
         </w:rPr>
-        <w:t>Software Testing Strategy:</w:t>
+        <w:t>Acceptance Testing Plan:</w:t>
       </w:r>
     </w:p>
     <w:p>
@@ -936,28 +936,62 @@
         <w:pStyle w:val="NormalWeb"/>
         <w:numPr>
           <w:ilvl w:val="1"/>
-          <w:numId w:val="20"/>
+          <w:numId w:val="31"/>
         </w:numPr>
         <w:spacing w:before="0" w:beforeAutospacing="0"/>
       </w:pPr>
       <w:r>
-        <w:t>Unit Testing (</w:t>
-      </w:r>
-      <w:proofErr w:type="spellStart"/>
-      <w:r>
-        <w:t>xUnit</w:t>
-      </w:r>
-      <w:proofErr w:type="spellEnd"/>
-      <w:r>
-        <w:t xml:space="preserve"> / </w:t>
-      </w:r>
-      <w:proofErr w:type="spellStart"/>
-      <w:r>
-        <w:t>NUnit</w:t>
-      </w:r>
-      <w:proofErr w:type="spellEnd"/>
-      <w:r>
-        <w:t>) by Developers during coding.</w:t>
+        <w:rPr>
+          <w:iCs/>
+        </w:rPr>
+        <w:t>Objective:</w:t>
+      </w:r>
+      <w:r>
+        <w:t xml:space="preserve"> Validate system meets department needs. </w:t>
+      </w:r>
+      <w:r>
+        <w:rPr>
+          <w:iCs/>
+        </w:rPr>
+        <w:t>Responsible:</w:t>
+      </w:r>
+      <w:r>
+        <w:t xml:space="preserve"> BA and JU Faculty/Students. </w:t>
+      </w:r>
+      <w:r>
+        <w:rPr>
+          <w:iCs/>
+        </w:rPr>
+        <w:t>Timing:</w:t>
+      </w:r>
+      <w:r>
+        <w:t xml:space="preserve"> Month 10. </w:t>
+      </w:r>
+      <w:r>
+        <w:rPr>
+          <w:iCs/>
+        </w:rPr>
+        <w:t>Deliverables:</w:t>
+      </w:r>
+      <w:r>
+        <w:t xml:space="preserve"> UAT Sign-off sheet.</w:t>
+      </w:r>
+    </w:p>
+    <w:p>
+      <w:pPr>
+        <w:pStyle w:val="NormalWeb"/>
+        <w:numPr>
+          <w:ilvl w:val="0"/>
+          <w:numId w:val="31"/>
+        </w:numPr>
+        <w:spacing w:before="0" w:beforeAutospacing="0"/>
+      </w:pPr>
+      <w:r>
+        <w:rPr>
+          <w:b/>
+          <w:bCs/>
+        </w:rPr>
+        <w:t>Configuration Management Plan:</w:t>
       </w:r>
     </w:p>
     <w:p>
@@ -965,20 +999,65 @@
         <w:pStyle w:val="NormalWeb"/>
         <w:numPr>
           <w:ilvl w:val="1"/>
-          <w:numId w:val="20"/>
+          <w:numId w:val="31"/>
         </w:numPr>
         <w:spacing w:before="0" w:beforeAutospacing="0"/>
       </w:pPr>
       <w:r>
-        <w:t xml:space="preserve">Integration Testing (Postman) by QA to verify </w:t>
-      </w:r>
-      <w:proofErr w:type="spellStart"/>
-      <w:r>
-        <w:t>microservices</w:t>
-      </w:r>
-      <w:proofErr w:type="spellEnd"/>
-      <w:r>
-        <w:t xml:space="preserve"> (e.g., Attendance API interacting with Core DB).</w:t>
+        <w:t xml:space="preserve">Use Git flow. </w:t>
+      </w:r>
+      <w:r>
+        <w:rPr>
+          <w:rStyle w:val="HTMLCode"/>
+        </w:rPr>
+        <w:t>main</w:t>
+      </w:r>
+      <w:r>
+        <w:t xml:space="preserve"> branch is production-ready, </w:t>
+      </w:r>
+      <w:r>
+        <w:rPr>
+          <w:rStyle w:val="HTMLCode"/>
+        </w:rPr>
+        <w:t>develop</w:t>
+      </w:r>
+      <w:r>
+        <w:t xml:space="preserve"> for integration, and </w:t>
+      </w:r>
+      <w:r>
+        <w:rPr>
+          <w:rStyle w:val="HTMLCode"/>
+        </w:rPr>
+        <w:t>feature</w:t>
+      </w:r>
+      <w:r>
+        <w:t xml:space="preserve"> branches for individual tasks.</w:t>
+      </w:r>
+    </w:p>
+    <w:p>
+      <w:pPr>
+        <w:pStyle w:val="NormalWeb"/>
+        <w:numPr>
+          <w:ilvl w:val="0"/>
+          <w:numId w:val="31"/>
+        </w:numPr>
+        <w:spacing w:before="0" w:beforeAutospacing="0"/>
+      </w:pPr>
+      <w:r>
+        <w:rPr>
+          <w:b/>
+          <w:bCs/>
+        </w:rPr>
+        <w:t xml:space="preserve">Change Management </w:t>
+      </w:r>
+      <w:bookmarkStart w:id="0" w:name="_GoBack"/>
+      <w:bookmarkEnd w:id="0"/>
+      <w:r>
+        <w:rPr>
+          <w:b/>
+          <w:bCs/>
+        </w:rPr>
+        <w:t>Process:</w:t>
       </w:r>
     </w:p>
     <w:p>
@@ -986,183 +1065,13 @@
         <w:pStyle w:val="NormalWeb"/>
         <w:numPr>
           <w:ilvl w:val="1"/>
-          <w:numId w:val="20"/>
+          <w:numId w:val="32"/>
         </w:numPr>
         <w:spacing w:before="0" w:beforeAutospacing="0"/>
       </w:pPr>
       <w:r>
-        <w:t>Load Testing by DevOps specifically for result processing days.</w:t>
-      </w:r>
-    </w:p>
-    <w:p>
-      <w:pPr>
-        <w:pStyle w:val="NormalWeb"/>
-        <w:numPr>
-          <w:ilvl w:val="0"/>
-          <w:numId w:val="20"/>
-        </w:numPr>
-        <w:spacing w:before="0" w:beforeAutospacing="0"/>
-      </w:pPr>
-      <w:r>
-        <w:rPr>
-          <w:b/>
-          <w:bCs/>
-        </w:rPr>
-        <w:t>Acceptance Testing Plan:</w:t>
-      </w:r>
-    </w:p>
-    <w:p>
-      <w:pPr>
-        <w:pStyle w:val="NormalWeb"/>
-        <w:numPr>
-          <w:ilvl w:val="1"/>
-          <w:numId w:val="20"/>
-        </w:numPr>
-        <w:spacing w:before="0" w:beforeAutospacing="0"/>
-      </w:pPr>
-      <w:r>
-        <w:rPr>
-          <w:i/>
-          <w:iCs/>
-        </w:rPr>
-        <w:t>Objective:</w:t>
-      </w:r>
-      <w:r>
-        <w:t xml:space="preserve"> Validate system meets department needs. </w:t>
-      </w:r>
-      <w:r>
-        <w:rPr>
-          <w:i/>
-          <w:iCs/>
-        </w:rPr>
-        <w:t>Responsible:</w:t>
-      </w:r>
-      <w:r>
-        <w:t xml:space="preserve"> BA and JU Faculty/Students. </w:t>
-      </w:r>
-      <w:r>
-        <w:rPr>
-          <w:i/>
-          <w:iCs/>
-        </w:rPr>
-        <w:t>Timing:</w:t>
-      </w:r>
-      <w:r>
-        <w:t xml:space="preserve"> Month 10. </w:t>
-      </w:r>
-      <w:r>
-        <w:rPr>
-          <w:i/>
-          <w:iCs/>
-        </w:rPr>
-        <w:t>Deliverables:</w:t>
-      </w:r>
-      <w:r>
-        <w:t xml:space="preserve"> UAT Sign-off sheet.</w:t>
-      </w:r>
-    </w:p>
-    <w:p>
-      <w:pPr>
-        <w:pStyle w:val="NormalWeb"/>
-        <w:numPr>
-          <w:ilvl w:val="0"/>
-          <w:numId w:val="20"/>
-        </w:numPr>
-        <w:spacing w:before="0" w:beforeAutospacing="0"/>
-      </w:pPr>
-      <w:r>
-        <w:rPr>
-          <w:b/>
-          <w:bCs/>
-        </w:rPr>
-        <w:t>Configuration Management Plan:</w:t>
-      </w:r>
-    </w:p>
-    <w:p>
-      <w:pPr>
-        <w:pStyle w:val="NormalWeb"/>
-        <w:numPr>
-          <w:ilvl w:val="1"/>
-          <w:numId w:val="20"/>
-        </w:numPr>
-        <w:spacing w:before="0" w:beforeAutospacing="0"/>
-      </w:pPr>
-      <w:r>
-        <w:t xml:space="preserve">Use </w:t>
-      </w:r>
-      <w:proofErr w:type="spellStart"/>
-      <w:r>
-        <w:t>Git</w:t>
-      </w:r>
-      <w:proofErr w:type="spellEnd"/>
-      <w:r>
-        <w:t xml:space="preserve"> flow. </w:t>
-      </w:r>
-      <w:r>
-        <w:rPr>
-          <w:rStyle w:val="HTMLCode"/>
-        </w:rPr>
-        <w:t>main</w:t>
-      </w:r>
-      <w:r>
-        <w:t xml:space="preserve"> branch is production-ready, </w:t>
-      </w:r>
-      <w:r>
-        <w:rPr>
-          <w:rStyle w:val="HTMLCode"/>
-        </w:rPr>
-        <w:t>develop</w:t>
-      </w:r>
-      <w:r>
-        <w:t xml:space="preserve"> for integration, and </w:t>
-      </w:r>
-      <w:r>
-        <w:rPr>
-          <w:rStyle w:val="HTMLCode"/>
-        </w:rPr>
-        <w:t>feature</w:t>
-      </w:r>
-      <w:r>
-        <w:t xml:space="preserve"> branches for individual tasks.</w:t>
-      </w:r>
-    </w:p>
-    <w:p>
-      <w:pPr>
-        <w:pStyle w:val="NormalWeb"/>
-        <w:numPr>
-          <w:ilvl w:val="0"/>
-          <w:numId w:val="20"/>
-        </w:numPr>
-        <w:spacing w:before="0" w:beforeAutospacing="0"/>
-      </w:pPr>
-      <w:r>
-        <w:rPr>
-          <w:b/>
-          <w:bCs/>
-        </w:rPr>
-        <w:t>Change Management Process:</w:t>
-      </w:r>
-    </w:p>
-    <w:p>
-      <w:pPr>
-        <w:pStyle w:val="NormalWeb"/>
-        <w:numPr>
-          <w:ilvl w:val="1"/>
-          <w:numId w:val="20"/>
-        </w:numPr>
-        <w:spacing w:before="0" w:beforeAutospacing="0"/>
-      </w:pPr>
-      <w:r>
         <w:lastRenderedPageBreak/>
-        <w:t xml:space="preserve">Any requirement change requested by the university must go through the BA, get effort estimation by </w:t>
-      </w:r>
-      <w:proofErr w:type="spellStart"/>
-      <w:r>
-        <w:t>Devs</w:t>
-      </w:r>
-      <w:proofErr w:type="spellEnd"/>
-      <w:r>
-        <w:t>, and require PM approval before entering the sprint backlog.</w:t>
+        <w:t>Any requirement change requested by the university must go through the BA, get effort estimation by Devs, and require PM approval before entering the sprint backlog.</w:t>
       </w:r>
     </w:p>
     <w:p>
@@ -1592,15 +1501,7 @@
               <w:spacing w:after="480"/>
             </w:pPr>
             <w:r>
-              <w:t xml:space="preserve">Use temporary standard </w:t>
-            </w:r>
-            <w:proofErr w:type="spellStart"/>
-            <w:r>
-              <w:t>auth</w:t>
-            </w:r>
-            <w:proofErr w:type="spellEnd"/>
-            <w:r>
-              <w:t>; update later.</w:t>
+              <w:t>Use temporary standard auth; update later.</w:t>
             </w:r>
           </w:p>
         </w:tc>
@@ -2820,6 +2721,12 @@
         <w:rPr>
           <w:color w:val="1F3864" w:themeColor="accent5" w:themeShade="80"/>
         </w:rPr>
+        <w:br/>
+      </w:r>
+      <w:r>
+        <w:rPr>
+          <w:color w:val="1F3864" w:themeColor="accent5" w:themeShade="80"/>
+        </w:rPr>
         <w:t>Question 4 (15 Marks)</w:t>
       </w:r>
     </w:p>
@@ -3086,15 +2993,7 @@
         <w:t>Architecture/Database Review:</w:t>
       </w:r>
       <w:r>
-        <w:t xml:space="preserve"> Should have detected the </w:t>
-      </w:r>
-      <w:proofErr w:type="spellStart"/>
-      <w:r>
-        <w:t>unoptimized</w:t>
-      </w:r>
-      <w:proofErr w:type="spellEnd"/>
-      <w:r>
-        <w:t xml:space="preserve"> queries causing the 5-second delay.</w:t>
+        <w:t xml:space="preserve"> Should have detected the unoptimized queries causing the 5-second delay.</w:t>
       </w:r>
     </w:p>
     <w:p>
@@ -3157,15 +3056,7 @@
         <w:spacing w:before="0" w:beforeAutospacing="0"/>
       </w:pPr>
       <w:r>
-        <w:t>Implement database indexing, caching (</w:t>
-      </w:r>
-      <w:proofErr w:type="spellStart"/>
-      <w:r>
-        <w:t>Redis</w:t>
-      </w:r>
-      <w:proofErr w:type="spellEnd"/>
-      <w:r>
-        <w:t>), and query optimization for the course registration module.</w:t>
+        <w:t>Implement database indexing, caching (Redis), and query optimization for the course registration module.</w:t>
       </w:r>
     </w:p>
     <w:p>
@@ -3412,84 +3303,83 @@
         <w:pStyle w:val="Heading3"/>
         <w:spacing w:before="0" w:beforeAutospacing="0" w:after="0" w:afterAutospacing="0"/>
         <w:rPr>
-          <w:color w:val="2E74B5" w:themeColor="accent1" w:themeShade="BF"/>
-        </w:rPr>
-      </w:pPr>
-      <w:r>
-        <w:rPr>
-          <w:color w:val="2E74B5" w:themeColor="accent1" w:themeShade="BF"/>
-        </w:rPr>
-        <w:t>Conceptual Questions (Understanding Test)</w:t>
-      </w:r>
-    </w:p>
-    <w:p>
-      <w:pPr>
-        <w:pStyle w:val="Heading4"/>
-        <w:spacing w:before="0"/>
-        <w:rPr>
-          <w:rFonts w:ascii="Times New Roman" w:eastAsia="Times New Roman" w:hAnsi="Times New Roman" w:cs="Times New Roman"/>
-          <w:b/>
-          <w:bCs/>
-          <w:i w:val="0"/>
-          <w:iCs w:val="0"/>
-          <w:sz w:val="27"/>
-          <w:szCs w:val="27"/>
-        </w:rPr>
-      </w:pPr>
-    </w:p>
-    <w:p>
-      <w:r>
-        <w:t>Questio</w:t>
-      </w:r>
-      <w:bookmarkStart w:id="0" w:name="_GoBack"/>
-      <w:bookmarkEnd w:id="0"/>
-      <w:r>
-        <w:t>n 1:</w:t>
-      </w:r>
-    </w:p>
-    <w:p>
-      <w:pPr>
-        <w:pStyle w:val="NormalWeb"/>
-        <w:spacing w:before="0" w:beforeAutospacing="0" w:after="0" w:afterAutospacing="0"/>
-      </w:pPr>
-      <w:r>
-        <w:rPr>
-          <w:b/>
-          <w:bCs/>
-        </w:rPr>
-        <w:t>Why is a Development Plan insufficient without a Quality Plan?</w:t>
-      </w:r>
-    </w:p>
-    <w:p>
-      <w:pPr>
-        <w:pStyle w:val="NormalWeb"/>
-        <w:spacing w:before="0" w:beforeAutospacing="0"/>
-      </w:pPr>
-      <w:r>
-        <w:rPr>
-          <w:b/>
-          <w:bCs/>
-        </w:rPr>
-        <w:t>Answer:</w:t>
-      </w:r>
-      <w:r>
-        <w:t xml:space="preserve"> A development plan ensures the software is </w:t>
-      </w:r>
-      <w:r>
-        <w:rPr>
+          <w:b w:val="0"/>
+          <w:bCs w:val="0"/>
           <w:i/>
           <w:iCs/>
-        </w:rPr>
-        <w:t>built</w:t>
-      </w:r>
-      <w:r>
-        <w:t xml:space="preserve">, but a quality plan ensures it is </w:t>
+          <w:color w:val="1F3864" w:themeColor="accent5" w:themeShade="80"/>
+        </w:rPr>
+      </w:pPr>
+      <w:r>
+        <w:rPr>
+          <w:color w:val="1F3864" w:themeColor="accent5" w:themeShade="80"/>
+        </w:rPr>
+        <w:t>Conceptual Questions (Understanding Test)</w:t>
+      </w:r>
+    </w:p>
+    <w:p>
+      <w:pPr>
+        <w:spacing w:after="0"/>
+        <w:rPr>
+          <w:b/>
+          <w:color w:val="1F3864" w:themeColor="accent5" w:themeShade="80"/>
+        </w:rPr>
+      </w:pPr>
+      <w:r>
+        <w:rPr>
+          <w:b/>
+          <w:color w:val="1F3864" w:themeColor="accent5" w:themeShade="80"/>
+        </w:rPr>
+        <w:t>Question 1:</w:t>
+      </w:r>
+    </w:p>
+    <w:p>
+      <w:pPr>
+        <w:pStyle w:val="NormalWeb"/>
+        <w:spacing w:before="0" w:beforeAutospacing="0" w:after="0" w:afterAutospacing="0"/>
+        <w:rPr>
+          <w:color w:val="1F3864" w:themeColor="accent5" w:themeShade="80"/>
+        </w:rPr>
+      </w:pPr>
+      <w:r>
+        <w:rPr>
+          <w:b/>
+          <w:bCs/>
+          <w:color w:val="1F3864" w:themeColor="accent5" w:themeShade="80"/>
+        </w:rPr>
+        <w:t>Why is a Development Plan insufficient without a Quality Plan?</w:t>
+      </w:r>
+    </w:p>
+    <w:p>
+      <w:pPr>
+        <w:pStyle w:val="NormalWeb"/>
+        <w:spacing w:before="0" w:beforeAutospacing="0"/>
+      </w:pPr>
+      <w:r>
+        <w:rPr>
+          <w:b/>
+          <w:bCs/>
+        </w:rPr>
+        <w:t>Answer:</w:t>
+      </w:r>
+      <w:r>
+        <w:t xml:space="preserve"> A development plan ensures the software is </w:t>
       </w:r>
       <w:r>
         <w:rPr>
           <w:i/>
           <w:iCs/>
         </w:rPr>
+        <w:t>built</w:t>
+      </w:r>
+      <w:r>
+        <w:t xml:space="preserve">, but a quality plan ensures it is </w:t>
+      </w:r>
+      <w:r>
+        <w:rPr>
+          <w:i/>
+          <w:iCs/>
+        </w:rPr>
         <w:t>usable and bug-free</w:t>
       </w:r>
       <w:r>
@@ -3498,12 +3388,26 @@
     </w:p>
     <w:p>
       <w:pPr>
-        <w:pStyle w:val="Heading4"/>
-        <w:spacing w:before="0"/>
-      </w:pPr>
-      <w:r>
+        <w:spacing w:after="0"/>
+        <w:rPr>
+          <w:b/>
+          <w:color w:val="1F3864" w:themeColor="accent5" w:themeShade="80"/>
+        </w:rPr>
+      </w:pPr>
+      <w:r>
+        <w:rPr>
+          <w:b/>
+          <w:color w:val="1F3864" w:themeColor="accent5" w:themeShade="80"/>
+        </w:rPr>
         <w:t>Question 2</w:t>
       </w:r>
+      <w:r>
+        <w:rPr>
+          <w:b/>
+          <w:color w:val="1F3864" w:themeColor="accent5" w:themeShade="80"/>
+        </w:rPr>
+        <w:t>:</w:t>
+      </w:r>
     </w:p>
     <w:p>
       <w:pPr>
@@ -3514,6 +3418,7 @@
         <w:rPr>
           <w:b/>
           <w:bCs/>
+          <w:color w:val="1F3864" w:themeColor="accent5" w:themeShade="80"/>
         </w:rPr>
         <w:t>Explain the difference between project milestones and project deliverables.</w:t>
       </w:r>
@@ -3536,22 +3441,40 @@
     </w:p>
     <w:p>
       <w:pPr>
-        <w:pStyle w:val="Heading4"/>
-        <w:spacing w:before="0"/>
-      </w:pPr>
-      <w:r>
+        <w:spacing w:after="0"/>
+        <w:rPr>
+          <w:b/>
+          <w:color w:val="1F3864" w:themeColor="accent5" w:themeShade="80"/>
+        </w:rPr>
+      </w:pPr>
+      <w:r>
+        <w:rPr>
+          <w:b/>
+          <w:color w:val="1F3864" w:themeColor="accent5" w:themeShade="80"/>
+        </w:rPr>
         <w:t>Question 3</w:t>
       </w:r>
+      <w:r>
+        <w:rPr>
+          <w:b/>
+          <w:color w:val="1F3864" w:themeColor="accent5" w:themeShade="80"/>
+        </w:rPr>
+        <w:t>:</w:t>
+      </w:r>
     </w:p>
     <w:p>
       <w:pPr>
         <w:pStyle w:val="NormalWeb"/>
         <w:spacing w:before="0" w:beforeAutospacing="0"/>
+        <w:rPr>
+          <w:color w:val="1F3864" w:themeColor="accent5" w:themeShade="80"/>
+        </w:rPr>
       </w:pPr>
       <w:r>
         <w:rPr>
           <w:b/>
           <w:bCs/>
+          <w:color w:val="1F3864" w:themeColor="accent5" w:themeShade="80"/>
         </w:rPr>
         <w:t>Why should quality goals be measurable rather than qualitative?</w:t>
       </w:r>
@@ -3574,22 +3497,40 @@
     </w:p>
     <w:p>
       <w:pPr>
-        <w:pStyle w:val="Heading4"/>
-        <w:spacing w:before="0"/>
-      </w:pPr>
-      <w:r>
+        <w:spacing w:after="0"/>
+        <w:rPr>
+          <w:b/>
+          <w:color w:val="1F3864" w:themeColor="accent5" w:themeShade="80"/>
+        </w:rPr>
+      </w:pPr>
+      <w:r>
+        <w:rPr>
+          <w:b/>
+          <w:color w:val="1F3864" w:themeColor="accent5" w:themeShade="80"/>
+        </w:rPr>
         <w:t>Question 4</w:t>
       </w:r>
+      <w:r>
+        <w:rPr>
+          <w:b/>
+          <w:color w:val="1F3864" w:themeColor="accent5" w:themeShade="80"/>
+        </w:rPr>
+        <w:t>:</w:t>
+      </w:r>
     </w:p>
     <w:p>
       <w:pPr>
         <w:pStyle w:val="NormalWeb"/>
         <w:spacing w:before="0" w:beforeAutospacing="0"/>
+        <w:rPr>
+          <w:color w:val="1F3864" w:themeColor="accent5" w:themeShade="80"/>
+        </w:rPr>
       </w:pPr>
       <w:r>
         <w:rPr>
           <w:b/>
           <w:bCs/>
+          <w:color w:val="1F3864" w:themeColor="accent5" w:themeShade="80"/>
         </w:rPr>
         <w:t>Explain the difference between risk mitigation and contingency planning.</w:t>
       </w:r>
@@ -3603,31 +3544,56 @@
         <w:rPr>
           <w:b/>
           <w:bCs/>
+          <w:color w:val="1F3864" w:themeColor="accent5" w:themeShade="80"/>
         </w:rPr>
         <w:t>Answer:</w:t>
       </w:r>
       <w:r>
-        <w:t xml:space="preserve"> Mitigation prevents the risk from happening (Proactive); Contingency is the backup plan if the risk actually occurs (Reactive).</w:t>
-      </w:r>
-    </w:p>
-    <w:p>
-      <w:pPr>
-        <w:pStyle w:val="Heading4"/>
-        <w:spacing w:before="0"/>
-      </w:pPr>
-      <w:r>
+        <w:rPr>
+          <w:color w:val="1F3864" w:themeColor="accent5" w:themeShade="80"/>
+        </w:rPr>
+        <w:t xml:space="preserve"> </w:t>
+      </w:r>
+      <w:r>
+        <w:t>Mitigation prevents the risk from happening (Proactive); Contingency is the backup plan if the risk actually occurs (Reactive).</w:t>
+      </w:r>
+    </w:p>
+    <w:p>
+      <w:pPr>
+        <w:spacing w:after="0"/>
+        <w:rPr>
+          <w:b/>
+          <w:color w:val="1F3864" w:themeColor="accent5" w:themeShade="80"/>
+        </w:rPr>
+      </w:pPr>
+      <w:r>
+        <w:rPr>
+          <w:b/>
+          <w:color w:val="1F3864" w:themeColor="accent5" w:themeShade="80"/>
+        </w:rPr>
         <w:t>Question 5</w:t>
       </w:r>
+      <w:r>
+        <w:rPr>
+          <w:b/>
+          <w:color w:val="1F3864" w:themeColor="accent5" w:themeShade="80"/>
+        </w:rPr>
+        <w:t>:</w:t>
+      </w:r>
     </w:p>
     <w:p>
       <w:pPr>
         <w:pStyle w:val="NormalWeb"/>
         <w:spacing w:before="0" w:beforeAutospacing="0"/>
+        <w:rPr>
+          <w:color w:val="1F3864" w:themeColor="accent5" w:themeShade="80"/>
+        </w:rPr>
       </w:pPr>
       <w:r>
         <w:rPr>
           <w:b/>
           <w:bCs/>
+          <w:color w:val="1F3864" w:themeColor="accent5" w:themeShade="80"/>
         </w:rPr>
         <w:t>Why is configuration management considered an essential part of a Software Quality Plan?</w:t>
       </w:r>
@@ -3641,34 +3607,132 @@
         <w:rPr>
           <w:b/>
           <w:bCs/>
+          <w:color w:val="1F3864" w:themeColor="accent5" w:themeShade="80"/>
+        </w:rPr>
+        <w:t>Answer:</w:t>
+      </w:r>
+      <w:r>
+        <w:rPr>
+          <w:color w:val="1F3864" w:themeColor="accent5" w:themeShade="80"/>
+        </w:rPr>
+        <w:t xml:space="preserve"> </w:t>
+      </w:r>
+      <w:r>
+        <w:t>Essential because tracking code versions prevents developers from overwriting each other's work and allows rollback if a bug is introduced.</w:t>
+      </w:r>
+    </w:p>
+    <w:p>
+      <w:pPr>
+        <w:spacing w:after="0"/>
+        <w:rPr>
+          <w:b/>
+          <w:color w:val="1F3864" w:themeColor="accent5" w:themeShade="80"/>
+        </w:rPr>
+      </w:pPr>
+      <w:r>
+        <w:rPr>
+          <w:b/>
+          <w:color w:val="1F3864" w:themeColor="accent5" w:themeShade="80"/>
         </w:rPr>
         <w:lastRenderedPageBreak/>
+        <w:t>Question 6</w:t>
+      </w:r>
+      <w:r>
+        <w:rPr>
+          <w:b/>
+          <w:color w:val="1F3864" w:themeColor="accent5" w:themeShade="80"/>
+        </w:rPr>
+        <w:t>:</w:t>
+      </w:r>
+    </w:p>
+    <w:p>
+      <w:pPr>
+        <w:pStyle w:val="NormalWeb"/>
+        <w:spacing w:before="0" w:beforeAutospacing="0" w:after="0" w:afterAutospacing="0"/>
+        <w:rPr>
+          <w:color w:val="1F3864" w:themeColor="accent5" w:themeShade="80"/>
+        </w:rPr>
+      </w:pPr>
+      <w:r>
+        <w:rPr>
+          <w:b/>
+          <w:bCs/>
+          <w:color w:val="1F3864" w:themeColor="accent5" w:themeShade="80"/>
+        </w:rPr>
+        <w:t>Which development plan components are most affected when project requirements change?</w:t>
+      </w:r>
+    </w:p>
+    <w:p>
+      <w:pPr>
+        <w:pStyle w:val="NormalWeb"/>
+        <w:spacing w:before="0" w:beforeAutospacing="0" w:after="0" w:afterAutospacing="0"/>
+      </w:pPr>
+      <w:r>
+        <w:rPr>
+          <w:b/>
+          <w:bCs/>
+          <w:color w:val="1F3864" w:themeColor="accent5" w:themeShade="80"/>
+        </w:rPr>
         <w:t>Answer:</w:t>
       </w:r>
       <w:r>
-        <w:t xml:space="preserve"> Essential because tracking code versions prevents developers from overwriting each other's work and allows rollback if a bug is introduced.</w:t>
-      </w:r>
-    </w:p>
-    <w:p>
-      <w:pPr>
-        <w:pStyle w:val="Heading4"/>
-        <w:spacing w:before="0"/>
-      </w:pPr>
-      <w:r>
-        <w:t>Question 6</w:t>
+        <w:rPr>
+          <w:color w:val="1F3864" w:themeColor="accent5" w:themeShade="80"/>
+        </w:rPr>
+        <w:t xml:space="preserve"> </w:t>
+      </w:r>
+      <w:r>
+        <w:t>Project Schedule, Cost Estimation, and Resource Allocation are immediately impacted by changing requirements.</w:t>
+      </w:r>
+      <w:r>
+        <w:br/>
+      </w:r>
+    </w:p>
+    <w:p>
+      <w:pPr>
+        <w:spacing w:after="0"/>
+        <w:rPr>
+          <w:b/>
+          <w:color w:val="1F3864" w:themeColor="accent5" w:themeShade="80"/>
+        </w:rPr>
+      </w:pPr>
+      <w:r>
+        <w:rPr>
+          <w:b/>
+          <w:color w:val="1F3864" w:themeColor="accent5" w:themeShade="80"/>
+        </w:rPr>
+        <w:t xml:space="preserve">Question </w:t>
+      </w:r>
+      <w:r>
+        <w:rPr>
+          <w:b/>
+          <w:color w:val="1F3864" w:themeColor="accent5" w:themeShade="80"/>
+        </w:rPr>
+        <w:t>7</w:t>
+      </w:r>
+      <w:r>
+        <w:rPr>
+          <w:b/>
+          <w:color w:val="1F3864" w:themeColor="accent5" w:themeShade="80"/>
+        </w:rPr>
+        <w:t>:</w:t>
       </w:r>
     </w:p>
     <w:p>
       <w:pPr>
         <w:pStyle w:val="NormalWeb"/>
         <w:spacing w:before="0" w:beforeAutospacing="0" w:after="0" w:afterAutospacing="0"/>
+        <w:rPr>
+          <w:color w:val="1F3864" w:themeColor="accent5" w:themeShade="80"/>
+        </w:rPr>
       </w:pPr>
       <w:r>
         <w:rPr>
           <w:b/>
           <w:bCs/>
-        </w:rPr>
-        <w:t>Which development plan components are most affected when project requirements change?</w:t>
+          <w:color w:val="1F3864" w:themeColor="accent5" w:themeShade="80"/>
+        </w:rPr>
+        <w:t>Explain how poor requirement management can increase project risk.</w:t>
       </w:r>
     </w:p>
     <w:p>
@@ -3680,11 +3744,18 @@
         <w:rPr>
           <w:b/>
           <w:bCs/>
+          <w:color w:val="1F3864" w:themeColor="accent5" w:themeShade="80"/>
         </w:rPr>
         <w:t>Answer:</w:t>
       </w:r>
       <w:r>
-        <w:t xml:space="preserve"> Project Schedule, Cost Estimation, and Resource Allocation are immediately impacted by changing requirements.</w:t>
+        <w:rPr>
+          <w:color w:val="1F3864" w:themeColor="accent5" w:themeShade="80"/>
+        </w:rPr>
+        <w:t xml:space="preserve"> </w:t>
+      </w:r>
+      <w:r>
+        <w:t>Leads to "Scope Creep", causing the team to build the wrong features, wasting budget and missing deadlines.</w:t>
       </w:r>
       <w:r>
         <w:br/>
@@ -3692,40 +3763,68 @@
     </w:p>
     <w:p>
       <w:pPr>
-        <w:pStyle w:val="Heading4"/>
-        <w:spacing w:before="0"/>
-      </w:pPr>
-      <w:r>
-        <w:t>Question 7</w:t>
+        <w:spacing w:after="0"/>
+        <w:rPr>
+          <w:b/>
+          <w:color w:val="1F3864" w:themeColor="accent5" w:themeShade="80"/>
+        </w:rPr>
+      </w:pPr>
+      <w:r>
+        <w:rPr>
+          <w:b/>
+          <w:color w:val="1F3864" w:themeColor="accent5" w:themeShade="80"/>
+        </w:rPr>
+        <w:t>Question 8</w:t>
+      </w:r>
+      <w:r>
+        <w:rPr>
+          <w:b/>
+          <w:color w:val="1F3864" w:themeColor="accent5" w:themeShade="80"/>
+        </w:rPr>
+        <w:t>:</w:t>
       </w:r>
     </w:p>
     <w:p>
       <w:pPr>
         <w:pStyle w:val="NormalWeb"/>
         <w:spacing w:before="0" w:beforeAutospacing="0" w:after="0" w:afterAutospacing="0"/>
+        <w:rPr>
+          <w:color w:val="1F3864" w:themeColor="accent5" w:themeShade="80"/>
+        </w:rPr>
       </w:pPr>
       <w:r>
         <w:rPr>
           <w:b/>
           <w:bCs/>
-        </w:rPr>
-        <w:t>Explain how poor requirement management can increase project risk.</w:t>
+          <w:color w:val="1F3864" w:themeColor="accent5" w:themeShade="80"/>
+        </w:rPr>
+        <w:t>Why should acceptance testing criteria be defined before software development begins?</w:t>
       </w:r>
     </w:p>
     <w:p>
       <w:pPr>
         <w:pStyle w:val="NormalWeb"/>
         <w:spacing w:before="0" w:beforeAutospacing="0" w:after="0" w:afterAutospacing="0"/>
+        <w:rPr>
+          <w:color w:val="1F3864" w:themeColor="accent5" w:themeShade="80"/>
+        </w:rPr>
       </w:pPr>
       <w:r>
         <w:rPr>
           <w:b/>
           <w:bCs/>
+          <w:color w:val="1F3864" w:themeColor="accent5" w:themeShade="80"/>
         </w:rPr>
         <w:t>Answer:</w:t>
       </w:r>
       <w:r>
-        <w:t xml:space="preserve"> Leads to "Scope Creep", causing the team to build the wrong features, wasting budget and missing deadlines.</w:t>
+        <w:rPr>
+          <w:color w:val="1F3864" w:themeColor="accent5" w:themeShade="80"/>
+        </w:rPr>
+        <w:t xml:space="preserve"> </w:t>
+      </w:r>
+      <w:r>
+        <w:t>Prevents the "moving goalpost" syndrome. Developers know exactly what standards they must meet from Day 1.</w:t>
       </w:r>
       <w:r>
         <w:br/>
@@ -3733,40 +3832,68 @@
     </w:p>
     <w:p>
       <w:pPr>
-        <w:pStyle w:val="Heading4"/>
-        <w:spacing w:before="0"/>
-      </w:pPr>
-      <w:r>
-        <w:t>Question 8</w:t>
+        <w:spacing w:after="0"/>
+        <w:rPr>
+          <w:b/>
+          <w:color w:val="1F3864" w:themeColor="accent5" w:themeShade="80"/>
+        </w:rPr>
+      </w:pPr>
+      <w:r>
+        <w:rPr>
+          <w:b/>
+          <w:color w:val="1F3864" w:themeColor="accent5" w:themeShade="80"/>
+        </w:rPr>
+        <w:t>Question 9</w:t>
+      </w:r>
+      <w:r>
+        <w:rPr>
+          <w:b/>
+          <w:color w:val="1F3864" w:themeColor="accent5" w:themeShade="80"/>
+        </w:rPr>
+        <w:t>:</w:t>
       </w:r>
     </w:p>
     <w:p>
       <w:pPr>
         <w:pStyle w:val="NormalWeb"/>
         <w:spacing w:before="0" w:beforeAutospacing="0" w:after="0" w:afterAutospacing="0"/>
+        <w:rPr>
+          <w:color w:val="1F3864" w:themeColor="accent5" w:themeShade="80"/>
+        </w:rPr>
       </w:pPr>
       <w:r>
         <w:rPr>
           <w:b/>
           <w:bCs/>
-        </w:rPr>
-        <w:t>Why should acceptance testing criteria be defined before software development begins?</w:t>
+          <w:color w:val="1F3864" w:themeColor="accent5" w:themeShade="80"/>
+        </w:rPr>
+        <w:t>Explain the relationship between project control methods and software quality.</w:t>
       </w:r>
     </w:p>
     <w:p>
       <w:pPr>
         <w:pStyle w:val="NormalWeb"/>
         <w:spacing w:before="0" w:beforeAutospacing="0" w:after="0" w:afterAutospacing="0"/>
+        <w:rPr>
+          <w:color w:val="1F3864" w:themeColor="accent5" w:themeShade="80"/>
+        </w:rPr>
       </w:pPr>
       <w:r>
         <w:rPr>
           <w:b/>
           <w:bCs/>
+          <w:color w:val="1F3864" w:themeColor="accent5" w:themeShade="80"/>
         </w:rPr>
         <w:t>Answer:</w:t>
       </w:r>
       <w:r>
-        <w:t xml:space="preserve"> Prevents the "moving goalpost" syndrome. Developers know exactly what standards they must meet from Day 1.</w:t>
+        <w:rPr>
+          <w:color w:val="1F3864" w:themeColor="accent5" w:themeShade="80"/>
+        </w:rPr>
+        <w:t xml:space="preserve"> </w:t>
+      </w:r>
+      <w:r>
+        <w:t>Strict control methods (like mandatory code reviews) directly filter out defects, elevating software quality.</w:t>
       </w:r>
       <w:r>
         <w:br/>
@@ -3774,24 +3901,49 @@
     </w:p>
     <w:p>
       <w:pPr>
-        <w:pStyle w:val="Heading4"/>
-        <w:spacing w:before="0"/>
-      </w:pPr>
-      <w:r>
-        <w:t>Question 9</w:t>
+        <w:spacing w:after="0"/>
+        <w:rPr>
+          <w:b/>
+          <w:color w:val="1F3864" w:themeColor="accent5" w:themeShade="80"/>
+        </w:rPr>
+      </w:pPr>
+      <w:r>
+        <w:rPr>
+          <w:b/>
+          <w:color w:val="1F3864" w:themeColor="accent5" w:themeShade="80"/>
+        </w:rPr>
+        <w:t xml:space="preserve">Question </w:t>
+      </w:r>
+      <w:r>
+        <w:rPr>
+          <w:b/>
+          <w:color w:val="1F3864" w:themeColor="accent5" w:themeShade="80"/>
+        </w:rPr>
+        <w:t>10</w:t>
+      </w:r>
+      <w:r>
+        <w:rPr>
+          <w:b/>
+          <w:color w:val="1F3864" w:themeColor="accent5" w:themeShade="80"/>
+        </w:rPr>
+        <w:t>:</w:t>
       </w:r>
     </w:p>
     <w:p>
       <w:pPr>
         <w:pStyle w:val="NormalWeb"/>
         <w:spacing w:before="0" w:beforeAutospacing="0" w:after="0" w:afterAutospacing="0"/>
+        <w:rPr>
+          <w:color w:val="1F3864" w:themeColor="accent5" w:themeShade="80"/>
+        </w:rPr>
       </w:pPr>
       <w:r>
         <w:rPr>
           <w:b/>
           <w:bCs/>
-        </w:rPr>
-        <w:t>Explain the relationship between project control methods and software quality.</w:t>
+          <w:color w:val="1F3864" w:themeColor="accent5" w:themeShade="80"/>
+        </w:rPr>
+        <w:t>Which software risks are most critical for a university-wide Student Information System and why?</w:t>
       </w:r>
     </w:p>
     <w:p>
@@ -3803,52 +3955,18 @@
         <w:rPr>
           <w:b/>
           <w:bCs/>
+          <w:color w:val="1F3864" w:themeColor="accent5" w:themeShade="80"/>
         </w:rPr>
         <w:t>Answer:</w:t>
       </w:r>
       <w:r>
-        <w:t xml:space="preserve"> Strict control methods (like mandatory code reviews) directly filter out defects, elevating software quality.</w:t>
-      </w:r>
-      <w:r>
-        <w:br/>
-      </w:r>
-    </w:p>
-    <w:p>
-      <w:pPr>
-        <w:pStyle w:val="Heading4"/>
-        <w:spacing w:before="0"/>
-      </w:pPr>
-      <w:r>
-        <w:t>Question 10</w:t>
-      </w:r>
-    </w:p>
-    <w:p>
-      <w:pPr>
-        <w:pStyle w:val="NormalWeb"/>
-        <w:spacing w:before="0" w:beforeAutospacing="0" w:after="0" w:afterAutospacing="0"/>
-      </w:pPr>
-      <w:r>
-        <w:rPr>
-          <w:b/>
-          <w:bCs/>
-        </w:rPr>
-        <w:t>Which software risks are most critical for a university-wide Student Information System and why?</w:t>
-      </w:r>
-    </w:p>
-    <w:p>
-      <w:pPr>
-        <w:pStyle w:val="NormalWeb"/>
-        <w:spacing w:before="0" w:beforeAutospacing="0" w:after="0" w:afterAutospacing="0"/>
-      </w:pPr>
-      <w:r>
-        <w:rPr>
-          <w:b/>
-          <w:bCs/>
-        </w:rPr>
-        <w:t>Answer:</w:t>
-      </w:r>
-      <w:r>
-        <w:t xml:space="preserve"> Data security (student records/grades) and system scalability (thousands of students hitting the DB during registration simultaneously).</w:t>
+        <w:rPr>
+          <w:color w:val="1F3864" w:themeColor="accent5" w:themeShade="80"/>
+        </w:rPr>
+        <w:t xml:space="preserve"> </w:t>
+      </w:r>
+      <w:r>
+        <w:t>Data security (student records/grades) and system scalability (thousands of students hitting the DB during registration simultaneously).</w:t>
       </w:r>
       <w:r>
         <w:br/>
@@ -3858,29 +3976,53 @@
       <w:pPr>
         <w:pStyle w:val="Heading3"/>
         <w:spacing w:before="0" w:beforeAutospacing="0" w:after="0" w:afterAutospacing="0"/>
-      </w:pPr>
-      <w:r>
+        <w:rPr>
+          <w:color w:val="1F3864" w:themeColor="accent5" w:themeShade="80"/>
+        </w:rPr>
+      </w:pPr>
+      <w:r>
+        <w:rPr>
+          <w:color w:val="1F3864" w:themeColor="accent5" w:themeShade="80"/>
+        </w:rPr>
         <w:t>Higher-Order (Critical Thinking) Questions</w:t>
       </w:r>
     </w:p>
     <w:p>
       <w:pPr>
-        <w:pStyle w:val="Heading4"/>
-        <w:spacing w:before="0"/>
-      </w:pPr>
-      <w:r>
-        <w:t>Question 1</w:t>
+        <w:spacing w:after="0"/>
+        <w:rPr>
+          <w:b/>
+          <w:color w:val="1F3864" w:themeColor="accent5" w:themeShade="80"/>
+        </w:rPr>
+      </w:pPr>
+      <w:r>
+        <w:rPr>
+          <w:b/>
+          <w:color w:val="1F3864" w:themeColor="accent5" w:themeShade="80"/>
+        </w:rPr>
+        <w:t>Question 11</w:t>
+      </w:r>
+      <w:r>
+        <w:rPr>
+          <w:b/>
+          <w:color w:val="1F3864" w:themeColor="accent5" w:themeShade="80"/>
+        </w:rPr>
+        <w:t>:</w:t>
       </w:r>
     </w:p>
     <w:p>
       <w:pPr>
         <w:pStyle w:val="NormalWeb"/>
         <w:spacing w:before="0" w:beforeAutospacing="0" w:after="0" w:afterAutospacing="0"/>
+        <w:rPr>
+          <w:color w:val="1F3864" w:themeColor="accent5" w:themeShade="80"/>
+        </w:rPr>
       </w:pPr>
       <w:r>
         <w:rPr>
           <w:b/>
           <w:bCs/>
+          <w:color w:val="1F3864" w:themeColor="accent5" w:themeShade="80"/>
         </w:rPr>
         <w:t>Suppose JU decides to expand the SIS for all faculties after six months of development. How should the Development Plan and Quality Plan be revised?</w:t>
       </w:r>
@@ -3889,11 +4031,15 @@
       <w:pPr>
         <w:pStyle w:val="NormalWeb"/>
         <w:spacing w:before="0" w:beforeAutospacing="0" w:after="0" w:afterAutospacing="0"/>
+        <w:rPr>
+          <w:color w:val="1F3864" w:themeColor="accent5" w:themeShade="80"/>
+        </w:rPr>
       </w:pPr>
       <w:r>
         <w:rPr>
           <w:b/>
           <w:bCs/>
+          <w:color w:val="1F3864" w:themeColor="accent5" w:themeShade="80"/>
         </w:rPr>
         <w:t>Answer:</w:t>
       </w:r>
@@ -3915,23 +4061,7 @@
         <w:t>Dev Plan:</w:t>
       </w:r>
       <w:r>
-        <w:t xml:space="preserve"> Increase budget, extend the 10-month timeline, add more backend </w:t>
-      </w:r>
-      <w:proofErr w:type="spellStart"/>
-      <w:r>
-        <w:t>devs</w:t>
-      </w:r>
-      <w:proofErr w:type="spellEnd"/>
-      <w:r>
-        <w:t xml:space="preserve">, and adopt </w:t>
-      </w:r>
-      <w:proofErr w:type="spellStart"/>
-      <w:r>
-        <w:t>microservices</w:t>
-      </w:r>
-      <w:proofErr w:type="spellEnd"/>
-      <w:r>
-        <w:t xml:space="preserve"> to handle scaling.</w:t>
+        <w:t xml:space="preserve"> Increase budget, extend the 10-month timeline, add more backend devs, and adopt microservices to handle scaling.</w:t>
       </w:r>
     </w:p>
     <w:p>
@@ -3956,22 +4086,46 @@
     </w:p>
     <w:p>
       <w:pPr>
-        <w:pStyle w:val="Heading4"/>
-        <w:spacing w:before="0"/>
-      </w:pPr>
-      <w:r>
-        <w:t>Question 2</w:t>
+        <w:pStyle w:val="NormalWeb"/>
+        <w:spacing w:before="0" w:beforeAutospacing="0"/>
+      </w:pPr>
+    </w:p>
+    <w:p>
+      <w:pPr>
+        <w:spacing w:after="0"/>
+        <w:rPr>
+          <w:b/>
+          <w:color w:val="1F3864" w:themeColor="accent5" w:themeShade="80"/>
+        </w:rPr>
+      </w:pPr>
+      <w:r>
+        <w:rPr>
+          <w:b/>
+          <w:color w:val="1F3864" w:themeColor="accent5" w:themeShade="80"/>
+        </w:rPr>
+        <w:t>Question 12</w:t>
+      </w:r>
+      <w:r>
+        <w:rPr>
+          <w:b/>
+          <w:color w:val="1F3864" w:themeColor="accent5" w:themeShade="80"/>
+        </w:rPr>
+        <w:t>:</w:t>
       </w:r>
     </w:p>
     <w:p>
       <w:pPr>
         <w:pStyle w:val="NormalWeb"/>
         <w:spacing w:before="0" w:beforeAutospacing="0" w:after="0" w:afterAutospacing="0"/>
+        <w:rPr>
+          <w:color w:val="1F3864" w:themeColor="accent5" w:themeShade="80"/>
+        </w:rPr>
       </w:pPr>
       <w:r>
         <w:rPr>
           <w:b/>
           <w:bCs/>
+          <w:color w:val="1F3864" w:themeColor="accent5" w:themeShade="80"/>
         </w:rPr>
         <w:t>Compare Agile Scrum and Waterfall for developing JU CSE SIS. Which would you recommend? Justify your answer considering quality assurance and risk management.</w:t>
       </w:r>
@@ -3985,11 +4139,18 @@
         <w:rPr>
           <w:b/>
           <w:bCs/>
+          <w:color w:val="1F3864" w:themeColor="accent5" w:themeShade="80"/>
         </w:rPr>
         <w:t>Answer:</w:t>
       </w:r>
       <w:r>
-        <w:t xml:space="preserve"> I strongly recommend </w:t>
+        <w:rPr>
+          <w:color w:val="1F3864" w:themeColor="accent5" w:themeShade="80"/>
+        </w:rPr>
+        <w:t xml:space="preserve"> </w:t>
+      </w:r>
+      <w:r>
+        <w:t xml:space="preserve">I strongly recommend </w:t>
       </w:r>
       <w:r>
         <w:rPr>
@@ -4011,22 +4172,47 @@
     </w:p>
     <w:p>
       <w:pPr>
-        <w:pStyle w:val="Heading4"/>
-        <w:spacing w:before="0"/>
-      </w:pPr>
-      <w:r>
-        <w:t>Question 3</w:t>
+        <w:spacing w:after="0"/>
+        <w:rPr>
+          <w:b/>
+          <w:color w:val="1F3864" w:themeColor="accent5" w:themeShade="80"/>
+        </w:rPr>
+      </w:pPr>
+      <w:r>
+        <w:rPr>
+          <w:b/>
+          <w:color w:val="1F3864" w:themeColor="accent5" w:themeShade="80"/>
+        </w:rPr>
+        <w:t>Question 1</w:t>
+      </w:r>
+      <w:r>
+        <w:rPr>
+          <w:b/>
+          <w:color w:val="1F3864" w:themeColor="accent5" w:themeShade="80"/>
+        </w:rPr>
+        <w:t>3</w:t>
+      </w:r>
+      <w:r>
+        <w:rPr>
+          <w:b/>
+          <w:color w:val="1F3864" w:themeColor="accent5" w:themeShade="80"/>
+        </w:rPr>
+        <w:t>:</w:t>
       </w:r>
     </w:p>
     <w:p>
       <w:pPr>
         <w:pStyle w:val="NormalWeb"/>
         <w:spacing w:before="0" w:beforeAutospacing="0" w:after="0" w:afterAutospacing="0"/>
+        <w:rPr>
+          <w:color w:val="1F3864" w:themeColor="accent5" w:themeShade="80"/>
+        </w:rPr>
       </w:pPr>
       <w:r>
         <w:rPr>
           <w:b/>
           <w:bCs/>
+          <w:color w:val="1F3864" w:themeColor="accent5" w:themeShade="80"/>
         </w:rPr>
         <w:t>If the project budget is reduced by 25% while the deadline remains unchanged, which Development Plan elements should be revised first? Explain your reasoning.</w:t>
       </w:r>
@@ -4040,11 +4226,18 @@
         <w:rPr>
           <w:b/>
           <w:bCs/>
+          <w:color w:val="1F3864" w:themeColor="accent5" w:themeShade="80"/>
         </w:rPr>
         <w:t>Answer:</w:t>
       </w:r>
       <w:r>
-        <w:t xml:space="preserve"> Revise the </w:t>
+        <w:rPr>
+          <w:color w:val="1F3864" w:themeColor="accent5" w:themeShade="80"/>
+        </w:rPr>
+        <w:t xml:space="preserve"> </w:t>
+      </w:r>
+      <w:r>
+        <w:t xml:space="preserve">Revise the </w:t>
       </w:r>
       <w:r>
         <w:rPr>
@@ -4072,22 +4265,47 @@
     </w:p>
     <w:p>
       <w:pPr>
-        <w:pStyle w:val="Heading4"/>
-        <w:spacing w:before="0"/>
-      </w:pPr>
-      <w:r>
-        <w:t>Question 4</w:t>
+        <w:spacing w:after="0"/>
+        <w:rPr>
+          <w:b/>
+          <w:color w:val="1F3864" w:themeColor="accent5" w:themeShade="80"/>
+        </w:rPr>
+      </w:pPr>
+      <w:r>
+        <w:rPr>
+          <w:b/>
+          <w:color w:val="1F3864" w:themeColor="accent5" w:themeShade="80"/>
+        </w:rPr>
+        <w:t>Question 1</w:t>
+      </w:r>
+      <w:r>
+        <w:rPr>
+          <w:b/>
+          <w:color w:val="1F3864" w:themeColor="accent5" w:themeShade="80"/>
+        </w:rPr>
+        <w:t>4</w:t>
+      </w:r>
+      <w:r>
+        <w:rPr>
+          <w:b/>
+          <w:color w:val="1F3864" w:themeColor="accent5" w:themeShade="80"/>
+        </w:rPr>
+        <w:t>:</w:t>
       </w:r>
     </w:p>
     <w:p>
       <w:pPr>
         <w:pStyle w:val="NormalWeb"/>
         <w:spacing w:before="0" w:beforeAutospacing="0" w:after="0" w:afterAutospacing="0"/>
+        <w:rPr>
+          <w:color w:val="1F3864" w:themeColor="accent5" w:themeShade="80"/>
+        </w:rPr>
       </w:pPr>
       <w:r>
         <w:rPr>
           <w:b/>
           <w:bCs/>
+          <w:color w:val="1F3864" w:themeColor="accent5" w:themeShade="80"/>
         </w:rPr>
         <w:t>Propose three quantitative quality metrics that should be monitored during development and explain how they support project success.</w:t>
       </w:r>
@@ -4096,11 +4314,15 @@
       <w:pPr>
         <w:pStyle w:val="NormalWeb"/>
         <w:spacing w:before="0" w:beforeAutospacing="0" w:after="0" w:afterAutospacing="0"/>
+        <w:rPr>
+          <w:color w:val="1F3864" w:themeColor="accent5" w:themeShade="80"/>
+        </w:rPr>
       </w:pPr>
       <w:r>
         <w:rPr>
           <w:b/>
           <w:bCs/>
+          <w:color w:val="1F3864" w:themeColor="accent5" w:themeShade="80"/>
         </w:rPr>
         <w:t>Answer:</w:t>
       </w:r>
@@ -4167,22 +4389,40 @@
     </w:p>
     <w:p>
       <w:pPr>
-        <w:pStyle w:val="Heading4"/>
-        <w:spacing w:before="0"/>
-      </w:pPr>
-      <w:r>
-        <w:t>Question 5</w:t>
+        <w:spacing w:after="0"/>
+        <w:rPr>
+          <w:b/>
+          <w:color w:val="1F3864" w:themeColor="accent5" w:themeShade="80"/>
+        </w:rPr>
+      </w:pPr>
+      <w:r>
+        <w:rPr>
+          <w:b/>
+          <w:color w:val="1F3864" w:themeColor="accent5" w:themeShade="80"/>
+        </w:rPr>
+        <w:t>Question 15</w:t>
+      </w:r>
+      <w:r>
+        <w:rPr>
+          <w:b/>
+          <w:color w:val="1F3864" w:themeColor="accent5" w:themeShade="80"/>
+        </w:rPr>
+        <w:t>:</w:t>
       </w:r>
     </w:p>
     <w:p>
       <w:pPr>
         <w:pStyle w:val="NormalWeb"/>
         <w:spacing w:before="0" w:beforeAutospacing="0" w:after="0" w:afterAutospacing="0"/>
+        <w:rPr>
+          <w:color w:val="1F3864" w:themeColor="accent5" w:themeShade="80"/>
+        </w:rPr>
       </w:pPr>
       <w:r>
         <w:rPr>
           <w:b/>
           <w:bCs/>
+          <w:color w:val="1F3864" w:themeColor="accent5" w:themeShade="80"/>
         </w:rPr>
         <w:t>Based on Boehm and Ross's Top 10 Software Risk Items, identify the three most significant risks for JU CSE SIS and justify why they pose the greatest threat to project success.</w:t>
       </w:r>
@@ -4191,11 +4431,15 @@
       <w:pPr>
         <w:pStyle w:val="NormalWeb"/>
         <w:spacing w:before="0" w:beforeAutospacing="0" w:after="0" w:afterAutospacing="0"/>
+        <w:rPr>
+          <w:color w:val="1F3864" w:themeColor="accent5" w:themeShade="80"/>
+        </w:rPr>
       </w:pPr>
       <w:r>
         <w:rPr>
           <w:b/>
           <w:bCs/>
+          <w:color w:val="1F3864" w:themeColor="accent5" w:themeShade="80"/>
         </w:rPr>
         <w:t>Answer:</w:t>
       </w:r>
@@ -4217,15 +4461,7 @@
         <w:t>Personnel Shortfalls:</w:t>
       </w:r>
       <w:r>
-        <w:t xml:space="preserve"> (Losing the DBA/</w:t>
-      </w:r>
-      <w:proofErr w:type="spellStart"/>
-      <w:r>
-        <w:t>Devs</w:t>
-      </w:r>
-      <w:proofErr w:type="spellEnd"/>
-      <w:r>
-        <w:t>) - A 9-person team is lean; losing one severely impacts the timeline.</w:t>
+        <w:t xml:space="preserve"> (Losing the DBA/Devs) - A 9-person team is lean; losing one severely impacts the timeline.</w:t>
       </w:r>
     </w:p>
     <w:p>
@@ -4444,6 +4680,304 @@
     </w:lvl>
   </w:abstractNum>
   <w:abstractNum w:abstractNumId="1" w15:restartNumberingAfterBreak="0">
+    <w:nsid w:val="08694350"/>
+    <w:multiLevelType w:val="multilevel"/>
+    <w:tmpl w:val="0E1A3834"/>
+    <w:lvl w:ilvl="0">
+      <w:start w:val="1"/>
+      <w:numFmt w:val="bullet"/>
+      <w:lvlText w:val=""/>
+      <w:lvlJc w:val="left"/>
+      <w:pPr>
+        <w:tabs>
+          <w:tab w:val="num" w:pos="720"/>
+        </w:tabs>
+        <w:ind w:left="720" w:hanging="360"/>
+      </w:pPr>
+      <w:rPr>
+        <w:rFonts w:ascii="Symbol" w:hAnsi="Symbol" w:hint="default"/>
+        <w:sz w:val="20"/>
+      </w:rPr>
+    </w:lvl>
+    <w:lvl w:ilvl="1">
+      <w:start w:val="1"/>
+      <w:numFmt w:val="bullet"/>
+      <w:lvlText w:val=""/>
+      <w:lvlJc w:val="left"/>
+      <w:pPr>
+        <w:tabs>
+          <w:tab w:val="num" w:pos="1440"/>
+        </w:tabs>
+        <w:ind w:left="1440" w:hanging="360"/>
+      </w:pPr>
+      <w:rPr>
+        <w:rFonts w:ascii="Wingdings" w:hAnsi="Wingdings" w:hint="default"/>
+        <w:sz w:val="20"/>
+      </w:rPr>
+    </w:lvl>
+    <w:lvl w:ilvl="2" w:tentative="1">
+      <w:start w:val="1"/>
+      <w:numFmt w:val="bullet"/>
+      <w:lvlText w:val=""/>
+      <w:lvlJc w:val="left"/>
+      <w:pPr>
+        <w:tabs>
+          <w:tab w:val="num" w:pos="2160"/>
+        </w:tabs>
+        <w:ind w:left="2160" w:hanging="360"/>
+      </w:pPr>
+      <w:rPr>
+        <w:rFonts w:ascii="Wingdings" w:hAnsi="Wingdings" w:hint="default"/>
+        <w:sz w:val="20"/>
+      </w:rPr>
+    </w:lvl>
+    <w:lvl w:ilvl="3" w:tentative="1">
+      <w:start w:val="1"/>
+      <w:numFmt w:val="bullet"/>
+      <w:lvlText w:val=""/>
+      <w:lvlJc w:val="left"/>
+      <w:pPr>
+        <w:tabs>
+          <w:tab w:val="num" w:pos="2880"/>
+        </w:tabs>
+        <w:ind w:left="2880" w:hanging="360"/>
+      </w:pPr>
+      <w:rPr>
+        <w:rFonts w:ascii="Wingdings" w:hAnsi="Wingdings" w:hint="default"/>
+        <w:sz w:val="20"/>
+      </w:rPr>
+    </w:lvl>
+    <w:lvl w:ilvl="4" w:tentative="1">
+      <w:start w:val="1"/>
+      <w:numFmt w:val="bullet"/>
+      <w:lvlText w:val=""/>
+      <w:lvlJc w:val="left"/>
+      <w:pPr>
+        <w:tabs>
+          <w:tab w:val="num" w:pos="3600"/>
+        </w:tabs>
+        <w:ind w:left="3600" w:hanging="360"/>
+      </w:pPr>
+      <w:rPr>
+        <w:rFonts w:ascii="Wingdings" w:hAnsi="Wingdings" w:hint="default"/>
+        <w:sz w:val="20"/>
+      </w:rPr>
+    </w:lvl>
+    <w:lvl w:ilvl="5">
+      <w:start w:val="1"/>
+      <w:numFmt w:val="bullet"/>
+      <w:lvlText w:val=""/>
+      <w:lvlJc w:val="left"/>
+      <w:pPr>
+        <w:tabs>
+          <w:tab w:val="num" w:pos="4320"/>
+        </w:tabs>
+        <w:ind w:left="4320" w:hanging="360"/>
+      </w:pPr>
+      <w:rPr>
+        <w:rFonts w:ascii="Wingdings" w:hAnsi="Wingdings" w:hint="default"/>
+        <w:sz w:val="20"/>
+      </w:rPr>
+    </w:lvl>
+    <w:lvl w:ilvl="6" w:tentative="1">
+      <w:start w:val="1"/>
+      <w:numFmt w:val="bullet"/>
+      <w:lvlText w:val=""/>
+      <w:lvlJc w:val="left"/>
+      <w:pPr>
+        <w:tabs>
+          <w:tab w:val="num" w:pos="5040"/>
+        </w:tabs>
+        <w:ind w:left="5040" w:hanging="360"/>
+      </w:pPr>
+      <w:rPr>
+        <w:rFonts w:ascii="Wingdings" w:hAnsi="Wingdings" w:hint="default"/>
+        <w:sz w:val="20"/>
+      </w:rPr>
+    </w:lvl>
+    <w:lvl w:ilvl="7" w:tentative="1">
+      <w:start w:val="1"/>
+      <w:numFmt w:val="bullet"/>
+      <w:lvlText w:val=""/>
+      <w:lvlJc w:val="left"/>
+      <w:pPr>
+        <w:tabs>
+          <w:tab w:val="num" w:pos="5760"/>
+        </w:tabs>
+        <w:ind w:left="5760" w:hanging="360"/>
+      </w:pPr>
+      <w:rPr>
+        <w:rFonts w:ascii="Wingdings" w:hAnsi="Wingdings" w:hint="default"/>
+        <w:sz w:val="20"/>
+      </w:rPr>
+    </w:lvl>
+    <w:lvl w:ilvl="8" w:tentative="1">
+      <w:start w:val="1"/>
+      <w:numFmt w:val="bullet"/>
+      <w:lvlText w:val=""/>
+      <w:lvlJc w:val="left"/>
+      <w:pPr>
+        <w:tabs>
+          <w:tab w:val="num" w:pos="6480"/>
+        </w:tabs>
+        <w:ind w:left="6480" w:hanging="360"/>
+      </w:pPr>
+      <w:rPr>
+        <w:rFonts w:ascii="Wingdings" w:hAnsi="Wingdings" w:hint="default"/>
+        <w:sz w:val="20"/>
+      </w:rPr>
+    </w:lvl>
+  </w:abstractNum>
+  <w:abstractNum w:abstractNumId="2" w15:restartNumberingAfterBreak="0">
+    <w:nsid w:val="0B171005"/>
+    <w:multiLevelType w:val="multilevel"/>
+    <w:tmpl w:val="905EFC00"/>
+    <w:lvl w:ilvl="0">
+      <w:start w:val="1"/>
+      <w:numFmt w:val="bullet"/>
+      <w:lvlText w:val=""/>
+      <w:lvlJc w:val="left"/>
+      <w:pPr>
+        <w:tabs>
+          <w:tab w:val="num" w:pos="720"/>
+        </w:tabs>
+        <w:ind w:left="720" w:hanging="360"/>
+      </w:pPr>
+      <w:rPr>
+        <w:rFonts w:ascii="Symbol" w:hAnsi="Symbol" w:hint="default"/>
+        <w:sz w:val="20"/>
+      </w:rPr>
+    </w:lvl>
+    <w:lvl w:ilvl="1">
+      <w:start w:val="1"/>
+      <w:numFmt w:val="bullet"/>
+      <w:lvlText w:val=""/>
+      <w:lvlJc w:val="left"/>
+      <w:pPr>
+        <w:tabs>
+          <w:tab w:val="num" w:pos="1440"/>
+        </w:tabs>
+        <w:ind w:left="1440" w:hanging="360"/>
+      </w:pPr>
+      <w:rPr>
+        <w:rFonts w:ascii="Wingdings" w:hAnsi="Wingdings" w:hint="default"/>
+        <w:sz w:val="20"/>
+      </w:rPr>
+    </w:lvl>
+    <w:lvl w:ilvl="2" w:tentative="1">
+      <w:start w:val="1"/>
+      <w:numFmt w:val="bullet"/>
+      <w:lvlText w:val=""/>
+      <w:lvlJc w:val="left"/>
+      <w:pPr>
+        <w:tabs>
+          <w:tab w:val="num" w:pos="2160"/>
+        </w:tabs>
+        <w:ind w:left="2160" w:hanging="360"/>
+      </w:pPr>
+      <w:rPr>
+        <w:rFonts w:ascii="Wingdings" w:hAnsi="Wingdings" w:hint="default"/>
+        <w:sz w:val="20"/>
+      </w:rPr>
+    </w:lvl>
+    <w:lvl w:ilvl="3" w:tentative="1">
+      <w:start w:val="1"/>
+      <w:numFmt w:val="bullet"/>
+      <w:lvlText w:val=""/>
+      <w:lvlJc w:val="left"/>
+      <w:pPr>
+        <w:tabs>
+          <w:tab w:val="num" w:pos="2880"/>
+        </w:tabs>
+        <w:ind w:left="2880" w:hanging="360"/>
+      </w:pPr>
+      <w:rPr>
+        <w:rFonts w:ascii="Wingdings" w:hAnsi="Wingdings" w:hint="default"/>
+        <w:sz w:val="20"/>
+      </w:rPr>
+    </w:lvl>
+    <w:lvl w:ilvl="4" w:tentative="1">
+      <w:start w:val="1"/>
+      <w:numFmt w:val="bullet"/>
+      <w:lvlText w:val=""/>
+      <w:lvlJc w:val="left"/>
+      <w:pPr>
+        <w:tabs>
+          <w:tab w:val="num" w:pos="3600"/>
+        </w:tabs>
+        <w:ind w:left="3600" w:hanging="360"/>
+      </w:pPr>
+      <w:rPr>
+        <w:rFonts w:ascii="Wingdings" w:hAnsi="Wingdings" w:hint="default"/>
+        <w:sz w:val="20"/>
+      </w:rPr>
+    </w:lvl>
+    <w:lvl w:ilvl="5">
+      <w:start w:val="1"/>
+      <w:numFmt w:val="bullet"/>
+      <w:lvlText w:val=""/>
+      <w:lvlJc w:val="left"/>
+      <w:pPr>
+        <w:tabs>
+          <w:tab w:val="num" w:pos="4320"/>
+        </w:tabs>
+        <w:ind w:left="4320" w:hanging="360"/>
+      </w:pPr>
+      <w:rPr>
+        <w:rFonts w:ascii="Wingdings" w:hAnsi="Wingdings" w:hint="default"/>
+        <w:sz w:val="20"/>
+      </w:rPr>
+    </w:lvl>
+    <w:lvl w:ilvl="6" w:tentative="1">
+      <w:start w:val="1"/>
+      <w:numFmt w:val="bullet"/>
+      <w:lvlText w:val=""/>
+      <w:lvlJc w:val="left"/>
+      <w:pPr>
+        <w:tabs>
+          <w:tab w:val="num" w:pos="5040"/>
+        </w:tabs>
+        <w:ind w:left="5040" w:hanging="360"/>
+      </w:pPr>
+      <w:rPr>
+        <w:rFonts w:ascii="Wingdings" w:hAnsi="Wingdings" w:hint="default"/>
+        <w:sz w:val="20"/>
+      </w:rPr>
+    </w:lvl>
+    <w:lvl w:ilvl="7" w:tentative="1">
+      <w:start w:val="1"/>
+      <w:numFmt w:val="bullet"/>
+      <w:lvlText w:val=""/>
+      <w:lvlJc w:val="left"/>
+      <w:pPr>
+        <w:tabs>
+          <w:tab w:val="num" w:pos="5760"/>
+        </w:tabs>
+        <w:ind w:left="5760" w:hanging="360"/>
+      </w:pPr>
+      <w:rPr>
+        <w:rFonts w:ascii="Wingdings" w:hAnsi="Wingdings" w:hint="default"/>
+        <w:sz w:val="20"/>
+      </w:rPr>
+    </w:lvl>
+    <w:lvl w:ilvl="8" w:tentative="1">
+      <w:start w:val="1"/>
+      <w:numFmt w:val="bullet"/>
+      <w:lvlText w:val=""/>
+      <w:lvlJc w:val="left"/>
+      <w:pPr>
+        <w:tabs>
+          <w:tab w:val="num" w:pos="6480"/>
+        </w:tabs>
+        <w:ind w:left="6480" w:hanging="360"/>
+      </w:pPr>
+      <w:rPr>
+        <w:rFonts w:ascii="Wingdings" w:hAnsi="Wingdings" w:hint="default"/>
+        <w:sz w:val="20"/>
+      </w:rPr>
+    </w:lvl>
+  </w:abstractNum>
+  <w:abstractNum w:abstractNumId="3" w15:restartNumberingAfterBreak="0">
     <w:nsid w:val="0C721AA2"/>
     <w:multiLevelType w:val="multilevel"/>
     <w:tmpl w:val="BC7C60FE"/>
@@ -4592,7 +5126,7 @@
       </w:rPr>
     </w:lvl>
   </w:abstractNum>
-  <w:abstractNum w:abstractNumId="2" w15:restartNumberingAfterBreak="0">
+  <w:abstractNum w:abstractNumId="4" w15:restartNumberingAfterBreak="0">
     <w:nsid w:val="0E5B6EFE"/>
     <w:multiLevelType w:val="multilevel"/>
     <w:tmpl w:val="C53AE1B2"/>
@@ -4741,7 +5275,7 @@
       </w:rPr>
     </w:lvl>
   </w:abstractNum>
-  <w:abstractNum w:abstractNumId="3" w15:restartNumberingAfterBreak="0">
+  <w:abstractNum w:abstractNumId="5" w15:restartNumberingAfterBreak="0">
     <w:nsid w:val="10497046"/>
     <w:multiLevelType w:val="multilevel"/>
     <w:tmpl w:val="11A89EE8"/>
@@ -4890,7 +5424,7 @@
       </w:rPr>
     </w:lvl>
   </w:abstractNum>
-  <w:abstractNum w:abstractNumId="4" w15:restartNumberingAfterBreak="0">
+  <w:abstractNum w:abstractNumId="6" w15:restartNumberingAfterBreak="0">
     <w:nsid w:val="152429F7"/>
     <w:multiLevelType w:val="multilevel"/>
     <w:tmpl w:val="6AD4D782"/>
@@ -5039,7 +5573,7 @@
       </w:rPr>
     </w:lvl>
   </w:abstractNum>
-  <w:abstractNum w:abstractNumId="5" w15:restartNumberingAfterBreak="0">
+  <w:abstractNum w:abstractNumId="7" w15:restartNumberingAfterBreak="0">
     <w:nsid w:val="22054961"/>
     <w:multiLevelType w:val="multilevel"/>
     <w:tmpl w:val="B4E420FA"/>
@@ -5156,7 +5690,7 @@
       </w:pPr>
     </w:lvl>
   </w:abstractNum>
-  <w:abstractNum w:abstractNumId="6" w15:restartNumberingAfterBreak="0">
+  <w:abstractNum w:abstractNumId="8" w15:restartNumberingAfterBreak="0">
     <w:nsid w:val="258E7B3E"/>
     <w:multiLevelType w:val="multilevel"/>
     <w:tmpl w:val="BF82569A"/>
@@ -5273,7 +5807,305 @@
       </w:pPr>
     </w:lvl>
   </w:abstractNum>
-  <w:abstractNum w:abstractNumId="7" w15:restartNumberingAfterBreak="0">
+  <w:abstractNum w:abstractNumId="9" w15:restartNumberingAfterBreak="0">
+    <w:nsid w:val="2BD708FA"/>
+    <w:multiLevelType w:val="multilevel"/>
+    <w:tmpl w:val="2CA29160"/>
+    <w:lvl w:ilvl="0">
+      <w:start w:val="1"/>
+      <w:numFmt w:val="bullet"/>
+      <w:lvlText w:val=""/>
+      <w:lvlJc w:val="left"/>
+      <w:pPr>
+        <w:tabs>
+          <w:tab w:val="num" w:pos="720"/>
+        </w:tabs>
+        <w:ind w:left="720" w:hanging="360"/>
+      </w:pPr>
+      <w:rPr>
+        <w:rFonts w:ascii="Wingdings" w:hAnsi="Wingdings" w:hint="default"/>
+        <w:sz w:val="20"/>
+      </w:rPr>
+    </w:lvl>
+    <w:lvl w:ilvl="1" w:tentative="1">
+      <w:start w:val="1"/>
+      <w:numFmt w:val="bullet"/>
+      <w:lvlText w:val="o"/>
+      <w:lvlJc w:val="left"/>
+      <w:pPr>
+        <w:tabs>
+          <w:tab w:val="num" w:pos="1440"/>
+        </w:tabs>
+        <w:ind w:left="1440" w:hanging="360"/>
+      </w:pPr>
+      <w:rPr>
+        <w:rFonts w:ascii="Courier New" w:hAnsi="Courier New" w:hint="default"/>
+        <w:sz w:val="20"/>
+      </w:rPr>
+    </w:lvl>
+    <w:lvl w:ilvl="2" w:tentative="1">
+      <w:start w:val="1"/>
+      <w:numFmt w:val="bullet"/>
+      <w:lvlText w:val=""/>
+      <w:lvlJc w:val="left"/>
+      <w:pPr>
+        <w:tabs>
+          <w:tab w:val="num" w:pos="2160"/>
+        </w:tabs>
+        <w:ind w:left="2160" w:hanging="360"/>
+      </w:pPr>
+      <w:rPr>
+        <w:rFonts w:ascii="Wingdings" w:hAnsi="Wingdings" w:hint="default"/>
+        <w:sz w:val="20"/>
+      </w:rPr>
+    </w:lvl>
+    <w:lvl w:ilvl="3" w:tentative="1">
+      <w:start w:val="1"/>
+      <w:numFmt w:val="bullet"/>
+      <w:lvlText w:val=""/>
+      <w:lvlJc w:val="left"/>
+      <w:pPr>
+        <w:tabs>
+          <w:tab w:val="num" w:pos="2880"/>
+        </w:tabs>
+        <w:ind w:left="2880" w:hanging="360"/>
+      </w:pPr>
+      <w:rPr>
+        <w:rFonts w:ascii="Wingdings" w:hAnsi="Wingdings" w:hint="default"/>
+        <w:sz w:val="20"/>
+      </w:rPr>
+    </w:lvl>
+    <w:lvl w:ilvl="4" w:tentative="1">
+      <w:start w:val="1"/>
+      <w:numFmt w:val="bullet"/>
+      <w:lvlText w:val=""/>
+      <w:lvlJc w:val="left"/>
+      <w:pPr>
+        <w:tabs>
+          <w:tab w:val="num" w:pos="3600"/>
+        </w:tabs>
+        <w:ind w:left="3600" w:hanging="360"/>
+      </w:pPr>
+      <w:rPr>
+        <w:rFonts w:ascii="Wingdings" w:hAnsi="Wingdings" w:hint="default"/>
+        <w:sz w:val="20"/>
+      </w:rPr>
+    </w:lvl>
+    <w:lvl w:ilvl="5" w:tentative="1">
+      <w:start w:val="1"/>
+      <w:numFmt w:val="bullet"/>
+      <w:lvlText w:val=""/>
+      <w:lvlJc w:val="left"/>
+      <w:pPr>
+        <w:tabs>
+          <w:tab w:val="num" w:pos="4320"/>
+        </w:tabs>
+        <w:ind w:left="4320" w:hanging="360"/>
+      </w:pPr>
+      <w:rPr>
+        <w:rFonts w:ascii="Wingdings" w:hAnsi="Wingdings" w:hint="default"/>
+        <w:sz w:val="20"/>
+      </w:rPr>
+    </w:lvl>
+    <w:lvl w:ilvl="6" w:tentative="1">
+      <w:start w:val="1"/>
+      <w:numFmt w:val="bullet"/>
+      <w:lvlText w:val=""/>
+      <w:lvlJc w:val="left"/>
+      <w:pPr>
+        <w:tabs>
+          <w:tab w:val="num" w:pos="5040"/>
+        </w:tabs>
+        <w:ind w:left="5040" w:hanging="360"/>
+      </w:pPr>
+      <w:rPr>
+        <w:rFonts w:ascii="Wingdings" w:hAnsi="Wingdings" w:hint="default"/>
+        <w:sz w:val="20"/>
+      </w:rPr>
+    </w:lvl>
+    <w:lvl w:ilvl="7" w:tentative="1">
+      <w:start w:val="1"/>
+      <w:numFmt w:val="bullet"/>
+      <w:lvlText w:val=""/>
+      <w:lvlJc w:val="left"/>
+      <w:pPr>
+        <w:tabs>
+          <w:tab w:val="num" w:pos="5760"/>
+        </w:tabs>
+        <w:ind w:left="5760" w:hanging="360"/>
+      </w:pPr>
+      <w:rPr>
+        <w:rFonts w:ascii="Wingdings" w:hAnsi="Wingdings" w:hint="default"/>
+        <w:sz w:val="20"/>
+      </w:rPr>
+    </w:lvl>
+    <w:lvl w:ilvl="8" w:tentative="1">
+      <w:start w:val="1"/>
+      <w:numFmt w:val="bullet"/>
+      <w:lvlText w:val=""/>
+      <w:lvlJc w:val="left"/>
+      <w:pPr>
+        <w:tabs>
+          <w:tab w:val="num" w:pos="6480"/>
+        </w:tabs>
+        <w:ind w:left="6480" w:hanging="360"/>
+      </w:pPr>
+      <w:rPr>
+        <w:rFonts w:ascii="Wingdings" w:hAnsi="Wingdings" w:hint="default"/>
+        <w:sz w:val="20"/>
+      </w:rPr>
+    </w:lvl>
+  </w:abstractNum>
+  <w:abstractNum w:abstractNumId="10" w15:restartNumberingAfterBreak="0">
+    <w:nsid w:val="2D012ECB"/>
+    <w:multiLevelType w:val="multilevel"/>
+    <w:tmpl w:val="B220F47C"/>
+    <w:lvl w:ilvl="0">
+      <w:start w:val="1"/>
+      <w:numFmt w:val="bullet"/>
+      <w:lvlText w:val=""/>
+      <w:lvlJc w:val="left"/>
+      <w:pPr>
+        <w:tabs>
+          <w:tab w:val="num" w:pos="720"/>
+        </w:tabs>
+        <w:ind w:left="720" w:hanging="360"/>
+      </w:pPr>
+      <w:rPr>
+        <w:rFonts w:ascii="Wingdings" w:hAnsi="Wingdings" w:hint="default"/>
+        <w:sz w:val="20"/>
+      </w:rPr>
+    </w:lvl>
+    <w:lvl w:ilvl="1" w:tentative="1">
+      <w:start w:val="1"/>
+      <w:numFmt w:val="bullet"/>
+      <w:lvlText w:val="o"/>
+      <w:lvlJc w:val="left"/>
+      <w:pPr>
+        <w:tabs>
+          <w:tab w:val="num" w:pos="1440"/>
+        </w:tabs>
+        <w:ind w:left="1440" w:hanging="360"/>
+      </w:pPr>
+      <w:rPr>
+        <w:rFonts w:ascii="Courier New" w:hAnsi="Courier New" w:hint="default"/>
+        <w:sz w:val="20"/>
+      </w:rPr>
+    </w:lvl>
+    <w:lvl w:ilvl="2" w:tentative="1">
+      <w:start w:val="1"/>
+      <w:numFmt w:val="bullet"/>
+      <w:lvlText w:val=""/>
+      <w:lvlJc w:val="left"/>
+      <w:pPr>
+        <w:tabs>
+          <w:tab w:val="num" w:pos="2160"/>
+        </w:tabs>
+        <w:ind w:left="2160" w:hanging="360"/>
+      </w:pPr>
+      <w:rPr>
+        <w:rFonts w:ascii="Wingdings" w:hAnsi="Wingdings" w:hint="default"/>
+        <w:sz w:val="20"/>
+      </w:rPr>
+    </w:lvl>
+    <w:lvl w:ilvl="3" w:tentative="1">
+      <w:start w:val="1"/>
+      <w:numFmt w:val="bullet"/>
+      <w:lvlText w:val=""/>
+      <w:lvlJc w:val="left"/>
+      <w:pPr>
+        <w:tabs>
+          <w:tab w:val="num" w:pos="2880"/>
+        </w:tabs>
+        <w:ind w:left="2880" w:hanging="360"/>
+      </w:pPr>
+      <w:rPr>
+        <w:rFonts w:ascii="Wingdings" w:hAnsi="Wingdings" w:hint="default"/>
+        <w:sz w:val="20"/>
+      </w:rPr>
+    </w:lvl>
+    <w:lvl w:ilvl="4" w:tentative="1">
+      <w:start w:val="1"/>
+      <w:numFmt w:val="bullet"/>
+      <w:lvlText w:val=""/>
+      <w:lvlJc w:val="left"/>
+      <w:pPr>
+        <w:tabs>
+          <w:tab w:val="num" w:pos="3600"/>
+        </w:tabs>
+        <w:ind w:left="3600" w:hanging="360"/>
+      </w:pPr>
+      <w:rPr>
+        <w:rFonts w:ascii="Wingdings" w:hAnsi="Wingdings" w:hint="default"/>
+        <w:sz w:val="20"/>
+      </w:rPr>
+    </w:lvl>
+    <w:lvl w:ilvl="5" w:tentative="1">
+      <w:start w:val="1"/>
+      <w:numFmt w:val="bullet"/>
+      <w:lvlText w:val=""/>
+      <w:lvlJc w:val="left"/>
+      <w:pPr>
+        <w:tabs>
+          <w:tab w:val="num" w:pos="4320"/>
+        </w:tabs>
+        <w:ind w:left="4320" w:hanging="360"/>
+      </w:pPr>
+      <w:rPr>
+        <w:rFonts w:ascii="Wingdings" w:hAnsi="Wingdings" w:hint="default"/>
+        <w:sz w:val="20"/>
+      </w:rPr>
+    </w:lvl>
+    <w:lvl w:ilvl="6" w:tentative="1">
+      <w:start w:val="1"/>
+      <w:numFmt w:val="bullet"/>
+      <w:lvlText w:val=""/>
+      <w:lvlJc w:val="left"/>
+      <w:pPr>
+        <w:tabs>
+          <w:tab w:val="num" w:pos="5040"/>
+        </w:tabs>
+        <w:ind w:left="5040" w:hanging="360"/>
+      </w:pPr>
+      <w:rPr>
+        <w:rFonts w:ascii="Wingdings" w:hAnsi="Wingdings" w:hint="default"/>
+        <w:sz w:val="20"/>
+      </w:rPr>
+    </w:lvl>
+    <w:lvl w:ilvl="7" w:tentative="1">
+      <w:start w:val="1"/>
+      <w:numFmt w:val="bullet"/>
+      <w:lvlText w:val=""/>
+      <w:lvlJc w:val="left"/>
+      <w:pPr>
+        <w:tabs>
+          <w:tab w:val="num" w:pos="5760"/>
+        </w:tabs>
+        <w:ind w:left="5760" w:hanging="360"/>
+      </w:pPr>
+      <w:rPr>
+        <w:rFonts w:ascii="Wingdings" w:hAnsi="Wingdings" w:hint="default"/>
+        <w:sz w:val="20"/>
+      </w:rPr>
+    </w:lvl>
+    <w:lvl w:ilvl="8" w:tentative="1">
+      <w:start w:val="1"/>
+      <w:numFmt w:val="bullet"/>
+      <w:lvlText w:val=""/>
+      <w:lvlJc w:val="left"/>
+      <w:pPr>
+        <w:tabs>
+          <w:tab w:val="num" w:pos="6480"/>
+        </w:tabs>
+        <w:ind w:left="6480" w:hanging="360"/>
+      </w:pPr>
+      <w:rPr>
+        <w:rFonts w:ascii="Wingdings" w:hAnsi="Wingdings" w:hint="default"/>
+        <w:sz w:val="20"/>
+      </w:rPr>
+    </w:lvl>
+  </w:abstractNum>
+  <w:abstractNum w:abstractNumId="11" w15:restartNumberingAfterBreak="0">
     <w:nsid w:val="34723192"/>
     <w:multiLevelType w:val="multilevel"/>
     <w:tmpl w:val="BCB2697A"/>
@@ -5357,7 +6189,7 @@
         <w:sz w:val="20"/>
       </w:rPr>
     </w:lvl>
-    <w:lvl w:ilvl="5" w:tentative="1">
+    <w:lvl w:ilvl="5">
       <w:start w:val="1"/>
       <w:numFmt w:val="bullet"/>
       <w:lvlText w:val=""/>
@@ -5422,7 +6254,7 @@
       </w:rPr>
     </w:lvl>
   </w:abstractNum>
-  <w:abstractNum w:abstractNumId="8" w15:restartNumberingAfterBreak="0">
+  <w:abstractNum w:abstractNumId="12" w15:restartNumberingAfterBreak="0">
     <w:nsid w:val="40105FB5"/>
     <w:multiLevelType w:val="multilevel"/>
     <w:tmpl w:val="FCCCE3DE"/>
@@ -5535,7 +6367,156 @@
       </w:pPr>
     </w:lvl>
   </w:abstractNum>
-  <w:abstractNum w:abstractNumId="9" w15:restartNumberingAfterBreak="0">
+  <w:abstractNum w:abstractNumId="13" w15:restartNumberingAfterBreak="0">
+    <w:nsid w:val="42B319FE"/>
+    <w:multiLevelType w:val="multilevel"/>
+    <w:tmpl w:val="D2B4F60E"/>
+    <w:lvl w:ilvl="0">
+      <w:start w:val="1"/>
+      <w:numFmt w:val="bullet"/>
+      <w:lvlText w:val=""/>
+      <w:lvlJc w:val="left"/>
+      <w:pPr>
+        <w:tabs>
+          <w:tab w:val="num" w:pos="720"/>
+        </w:tabs>
+        <w:ind w:left="720" w:hanging="360"/>
+      </w:pPr>
+      <w:rPr>
+        <w:rFonts w:ascii="Wingdings" w:hAnsi="Wingdings" w:hint="default"/>
+        <w:sz w:val="20"/>
+      </w:rPr>
+    </w:lvl>
+    <w:lvl w:ilvl="1" w:tentative="1">
+      <w:start w:val="1"/>
+      <w:numFmt w:val="bullet"/>
+      <w:lvlText w:val="o"/>
+      <w:lvlJc w:val="left"/>
+      <w:pPr>
+        <w:tabs>
+          <w:tab w:val="num" w:pos="1440"/>
+        </w:tabs>
+        <w:ind w:left="1440" w:hanging="360"/>
+      </w:pPr>
+      <w:rPr>
+        <w:rFonts w:ascii="Courier New" w:hAnsi="Courier New" w:hint="default"/>
+        <w:sz w:val="20"/>
+      </w:rPr>
+    </w:lvl>
+    <w:lvl w:ilvl="2" w:tentative="1">
+      <w:start w:val="1"/>
+      <w:numFmt w:val="bullet"/>
+      <w:lvlText w:val=""/>
+      <w:lvlJc w:val="left"/>
+      <w:pPr>
+        <w:tabs>
+          <w:tab w:val="num" w:pos="2160"/>
+        </w:tabs>
+        <w:ind w:left="2160" w:hanging="360"/>
+      </w:pPr>
+      <w:rPr>
+        <w:rFonts w:ascii="Wingdings" w:hAnsi="Wingdings" w:hint="default"/>
+        <w:sz w:val="20"/>
+      </w:rPr>
+    </w:lvl>
+    <w:lvl w:ilvl="3" w:tentative="1">
+      <w:start w:val="1"/>
+      <w:numFmt w:val="bullet"/>
+      <w:lvlText w:val=""/>
+      <w:lvlJc w:val="left"/>
+      <w:pPr>
+        <w:tabs>
+          <w:tab w:val="num" w:pos="2880"/>
+        </w:tabs>
+        <w:ind w:left="2880" w:hanging="360"/>
+      </w:pPr>
+      <w:rPr>
+        <w:rFonts w:ascii="Wingdings" w:hAnsi="Wingdings" w:hint="default"/>
+        <w:sz w:val="20"/>
+      </w:rPr>
+    </w:lvl>
+    <w:lvl w:ilvl="4" w:tentative="1">
+      <w:start w:val="1"/>
+      <w:numFmt w:val="bullet"/>
+      <w:lvlText w:val=""/>
+      <w:lvlJc w:val="left"/>
+      <w:pPr>
+        <w:tabs>
+          <w:tab w:val="num" w:pos="3600"/>
+        </w:tabs>
+        <w:ind w:left="3600" w:hanging="360"/>
+      </w:pPr>
+      <w:rPr>
+        <w:rFonts w:ascii="Wingdings" w:hAnsi="Wingdings" w:hint="default"/>
+        <w:sz w:val="20"/>
+      </w:rPr>
+    </w:lvl>
+    <w:lvl w:ilvl="5" w:tentative="1">
+      <w:start w:val="1"/>
+      <w:numFmt w:val="bullet"/>
+      <w:lvlText w:val=""/>
+      <w:lvlJc w:val="left"/>
+      <w:pPr>
+        <w:tabs>
+          <w:tab w:val="num" w:pos="4320"/>
+        </w:tabs>
+        <w:ind w:left="4320" w:hanging="360"/>
+      </w:pPr>
+      <w:rPr>
+        <w:rFonts w:ascii="Wingdings" w:hAnsi="Wingdings" w:hint="default"/>
+        <w:sz w:val="20"/>
+      </w:rPr>
+    </w:lvl>
+    <w:lvl w:ilvl="6" w:tentative="1">
+      <w:start w:val="1"/>
+      <w:numFmt w:val="bullet"/>
+      <w:lvlText w:val=""/>
+      <w:lvlJc w:val="left"/>
+      <w:pPr>
+        <w:tabs>
+          <w:tab w:val="num" w:pos="5040"/>
+        </w:tabs>
+        <w:ind w:left="5040" w:hanging="360"/>
+      </w:pPr>
+      <w:rPr>
+        <w:rFonts w:ascii="Wingdings" w:hAnsi="Wingdings" w:hint="default"/>
+        <w:sz w:val="20"/>
+      </w:rPr>
+    </w:lvl>
+    <w:lvl w:ilvl="7" w:tentative="1">
+      <w:start w:val="1"/>
+      <w:numFmt w:val="bullet"/>
+      <w:lvlText w:val=""/>
+      <w:lvlJc w:val="left"/>
+      <w:pPr>
+        <w:tabs>
+          <w:tab w:val="num" w:pos="5760"/>
+        </w:tabs>
+        <w:ind w:left="5760" w:hanging="360"/>
+      </w:pPr>
+      <w:rPr>
+        <w:rFonts w:ascii="Wingdings" w:hAnsi="Wingdings" w:hint="default"/>
+        <w:sz w:val="20"/>
+      </w:rPr>
+    </w:lvl>
+    <w:lvl w:ilvl="8" w:tentative="1">
+      <w:start w:val="1"/>
+      <w:numFmt w:val="bullet"/>
+      <w:lvlText w:val=""/>
+      <w:lvlJc w:val="left"/>
+      <w:pPr>
+        <w:tabs>
+          <w:tab w:val="num" w:pos="6480"/>
+        </w:tabs>
+        <w:ind w:left="6480" w:hanging="360"/>
+      </w:pPr>
+      <w:rPr>
+        <w:rFonts w:ascii="Wingdings" w:hAnsi="Wingdings" w:hint="default"/>
+        <w:sz w:val="20"/>
+      </w:rPr>
+    </w:lvl>
+  </w:abstractNum>
+  <w:abstractNum w:abstractNumId="14" w15:restartNumberingAfterBreak="0">
     <w:nsid w:val="4346118F"/>
     <w:multiLevelType w:val="multilevel"/>
     <w:tmpl w:val="B65A25BA"/>
@@ -5684,7 +6665,7 @@
       </w:rPr>
     </w:lvl>
   </w:abstractNum>
-  <w:abstractNum w:abstractNumId="10" w15:restartNumberingAfterBreak="0">
+  <w:abstractNum w:abstractNumId="15" w15:restartNumberingAfterBreak="0">
     <w:nsid w:val="43D5730C"/>
     <w:multiLevelType w:val="multilevel"/>
     <w:tmpl w:val="DFA2C400"/>
@@ -5833,7 +6814,7 @@
       </w:rPr>
     </w:lvl>
   </w:abstractNum>
-  <w:abstractNum w:abstractNumId="11" w15:restartNumberingAfterBreak="0">
+  <w:abstractNum w:abstractNumId="16" w15:restartNumberingAfterBreak="0">
     <w:nsid w:val="448738A9"/>
     <w:multiLevelType w:val="multilevel"/>
     <w:tmpl w:val="CC80DDF0"/>
@@ -5982,7 +6963,156 @@
       </w:rPr>
     </w:lvl>
   </w:abstractNum>
-  <w:abstractNum w:abstractNumId="12" w15:restartNumberingAfterBreak="0">
+  <w:abstractNum w:abstractNumId="17" w15:restartNumberingAfterBreak="0">
+    <w:nsid w:val="449D6EBE"/>
+    <w:multiLevelType w:val="multilevel"/>
+    <w:tmpl w:val="83CEE4FA"/>
+    <w:lvl w:ilvl="0">
+      <w:start w:val="1"/>
+      <w:numFmt w:val="bullet"/>
+      <w:lvlText w:val=""/>
+      <w:lvlJc w:val="left"/>
+      <w:pPr>
+        <w:tabs>
+          <w:tab w:val="num" w:pos="720"/>
+        </w:tabs>
+        <w:ind w:left="720" w:hanging="360"/>
+      </w:pPr>
+      <w:rPr>
+        <w:rFonts w:ascii="Symbol" w:hAnsi="Symbol" w:hint="default"/>
+        <w:sz w:val="20"/>
+      </w:rPr>
+    </w:lvl>
+    <w:lvl w:ilvl="1">
+      <w:start w:val="1"/>
+      <w:numFmt w:val="bullet"/>
+      <w:lvlText w:val=""/>
+      <w:lvlJc w:val="left"/>
+      <w:pPr>
+        <w:tabs>
+          <w:tab w:val="num" w:pos="1440"/>
+        </w:tabs>
+        <w:ind w:left="1440" w:hanging="360"/>
+      </w:pPr>
+      <w:rPr>
+        <w:rFonts w:ascii="Wingdings" w:hAnsi="Wingdings" w:hint="default"/>
+        <w:sz w:val="20"/>
+      </w:rPr>
+    </w:lvl>
+    <w:lvl w:ilvl="2" w:tentative="1">
+      <w:start w:val="1"/>
+      <w:numFmt w:val="bullet"/>
+      <w:lvlText w:val=""/>
+      <w:lvlJc w:val="left"/>
+      <w:pPr>
+        <w:tabs>
+          <w:tab w:val="num" w:pos="2160"/>
+        </w:tabs>
+        <w:ind w:left="2160" w:hanging="360"/>
+      </w:pPr>
+      <w:rPr>
+        <w:rFonts w:ascii="Wingdings" w:hAnsi="Wingdings" w:hint="default"/>
+        <w:sz w:val="20"/>
+      </w:rPr>
+    </w:lvl>
+    <w:lvl w:ilvl="3" w:tentative="1">
+      <w:start w:val="1"/>
+      <w:numFmt w:val="bullet"/>
+      <w:lvlText w:val=""/>
+      <w:lvlJc w:val="left"/>
+      <w:pPr>
+        <w:tabs>
+          <w:tab w:val="num" w:pos="2880"/>
+        </w:tabs>
+        <w:ind w:left="2880" w:hanging="360"/>
+      </w:pPr>
+      <w:rPr>
+        <w:rFonts w:ascii="Wingdings" w:hAnsi="Wingdings" w:hint="default"/>
+        <w:sz w:val="20"/>
+      </w:rPr>
+    </w:lvl>
+    <w:lvl w:ilvl="4" w:tentative="1">
+      <w:start w:val="1"/>
+      <w:numFmt w:val="bullet"/>
+      <w:lvlText w:val=""/>
+      <w:lvlJc w:val="left"/>
+      <w:pPr>
+        <w:tabs>
+          <w:tab w:val="num" w:pos="3600"/>
+        </w:tabs>
+        <w:ind w:left="3600" w:hanging="360"/>
+      </w:pPr>
+      <w:rPr>
+        <w:rFonts w:ascii="Wingdings" w:hAnsi="Wingdings" w:hint="default"/>
+        <w:sz w:val="20"/>
+      </w:rPr>
+    </w:lvl>
+    <w:lvl w:ilvl="5">
+      <w:start w:val="1"/>
+      <w:numFmt w:val="bullet"/>
+      <w:lvlText w:val=""/>
+      <w:lvlJc w:val="left"/>
+      <w:pPr>
+        <w:tabs>
+          <w:tab w:val="num" w:pos="4320"/>
+        </w:tabs>
+        <w:ind w:left="4320" w:hanging="360"/>
+      </w:pPr>
+      <w:rPr>
+        <w:rFonts w:ascii="Wingdings" w:hAnsi="Wingdings" w:hint="default"/>
+        <w:sz w:val="20"/>
+      </w:rPr>
+    </w:lvl>
+    <w:lvl w:ilvl="6" w:tentative="1">
+      <w:start w:val="1"/>
+      <w:numFmt w:val="bullet"/>
+      <w:lvlText w:val=""/>
+      <w:lvlJc w:val="left"/>
+      <w:pPr>
+        <w:tabs>
+          <w:tab w:val="num" w:pos="5040"/>
+        </w:tabs>
+        <w:ind w:left="5040" w:hanging="360"/>
+      </w:pPr>
+      <w:rPr>
+        <w:rFonts w:ascii="Wingdings" w:hAnsi="Wingdings" w:hint="default"/>
+        <w:sz w:val="20"/>
+      </w:rPr>
+    </w:lvl>
+    <w:lvl w:ilvl="7" w:tentative="1">
+      <w:start w:val="1"/>
+      <w:numFmt w:val="bullet"/>
+      <w:lvlText w:val=""/>
+      <w:lvlJc w:val="left"/>
+      <w:pPr>
+        <w:tabs>
+          <w:tab w:val="num" w:pos="5760"/>
+        </w:tabs>
+        <w:ind w:left="5760" w:hanging="360"/>
+      </w:pPr>
+      <w:rPr>
+        <w:rFonts w:ascii="Wingdings" w:hAnsi="Wingdings" w:hint="default"/>
+        <w:sz w:val="20"/>
+      </w:rPr>
+    </w:lvl>
+    <w:lvl w:ilvl="8" w:tentative="1">
+      <w:start w:val="1"/>
+      <w:numFmt w:val="bullet"/>
+      <w:lvlText w:val=""/>
+      <w:lvlJc w:val="left"/>
+      <w:pPr>
+        <w:tabs>
+          <w:tab w:val="num" w:pos="6480"/>
+        </w:tabs>
+        <w:ind w:left="6480" w:hanging="360"/>
+      </w:pPr>
+      <w:rPr>
+        <w:rFonts w:ascii="Wingdings" w:hAnsi="Wingdings" w:hint="default"/>
+        <w:sz w:val="20"/>
+      </w:rPr>
+    </w:lvl>
+  </w:abstractNum>
+  <w:abstractNum w:abstractNumId="18" w15:restartNumberingAfterBreak="0">
     <w:nsid w:val="4BC055F2"/>
     <w:multiLevelType w:val="multilevel"/>
     <w:tmpl w:val="FCA0454A"/>
@@ -6131,7 +7261,7 @@
       </w:rPr>
     </w:lvl>
   </w:abstractNum>
-  <w:abstractNum w:abstractNumId="13" w15:restartNumberingAfterBreak="0">
+  <w:abstractNum w:abstractNumId="19" w15:restartNumberingAfterBreak="0">
     <w:nsid w:val="4CE070FA"/>
     <w:multiLevelType w:val="multilevel"/>
     <w:tmpl w:val="E396A61E"/>
@@ -6280,7 +7410,7 @@
       </w:rPr>
     </w:lvl>
   </w:abstractNum>
-  <w:abstractNum w:abstractNumId="14" w15:restartNumberingAfterBreak="0">
+  <w:abstractNum w:abstractNumId="20" w15:restartNumberingAfterBreak="0">
     <w:nsid w:val="4DB01D63"/>
     <w:multiLevelType w:val="multilevel"/>
     <w:tmpl w:val="489AB42C"/>
@@ -6397,7 +7527,7 @@
       </w:pPr>
     </w:lvl>
   </w:abstractNum>
-  <w:abstractNum w:abstractNumId="15" w15:restartNumberingAfterBreak="0">
+  <w:abstractNum w:abstractNumId="21" w15:restartNumberingAfterBreak="0">
     <w:nsid w:val="50342866"/>
     <w:multiLevelType w:val="multilevel"/>
     <w:tmpl w:val="F9A86C1C"/>
@@ -6546,7 +7676,7 @@
       </w:rPr>
     </w:lvl>
   </w:abstractNum>
-  <w:abstractNum w:abstractNumId="16" w15:restartNumberingAfterBreak="0">
+  <w:abstractNum w:abstractNumId="22" w15:restartNumberingAfterBreak="0">
     <w:nsid w:val="503542C1"/>
     <w:multiLevelType w:val="multilevel"/>
     <w:tmpl w:val="4AE47D20"/>
@@ -6659,7 +7789,7 @@
       </w:pPr>
     </w:lvl>
   </w:abstractNum>
-  <w:abstractNum w:abstractNumId="17" w15:restartNumberingAfterBreak="0">
+  <w:abstractNum w:abstractNumId="23" w15:restartNumberingAfterBreak="0">
     <w:nsid w:val="581E2DB2"/>
     <w:multiLevelType w:val="multilevel"/>
     <w:tmpl w:val="703C0F42"/>
@@ -6772,7 +7902,156 @@
       </w:pPr>
     </w:lvl>
   </w:abstractNum>
-  <w:abstractNum w:abstractNumId="18" w15:restartNumberingAfterBreak="0">
+  <w:abstractNum w:abstractNumId="24" w15:restartNumberingAfterBreak="0">
+    <w:nsid w:val="5940293C"/>
+    <w:multiLevelType w:val="multilevel"/>
+    <w:tmpl w:val="57D26B76"/>
+    <w:lvl w:ilvl="0">
+      <w:start w:val="1"/>
+      <w:numFmt w:val="bullet"/>
+      <w:lvlText w:val=""/>
+      <w:lvlJc w:val="left"/>
+      <w:pPr>
+        <w:tabs>
+          <w:tab w:val="num" w:pos="720"/>
+        </w:tabs>
+        <w:ind w:left="720" w:hanging="360"/>
+      </w:pPr>
+      <w:rPr>
+        <w:rFonts w:ascii="Symbol" w:hAnsi="Symbol" w:hint="default"/>
+        <w:sz w:val="20"/>
+      </w:rPr>
+    </w:lvl>
+    <w:lvl w:ilvl="1">
+      <w:start w:val="1"/>
+      <w:numFmt w:val="lowerLetter"/>
+      <w:lvlText w:val="%2)"/>
+      <w:lvlJc w:val="left"/>
+      <w:pPr>
+        <w:tabs>
+          <w:tab w:val="num" w:pos="1440"/>
+        </w:tabs>
+        <w:ind w:left="1440" w:hanging="360"/>
+      </w:pPr>
+      <w:rPr>
+        <w:rFonts w:hint="default"/>
+        <w:sz w:val="20"/>
+      </w:rPr>
+    </w:lvl>
+    <w:lvl w:ilvl="2" w:tentative="1">
+      <w:start w:val="1"/>
+      <w:numFmt w:val="bullet"/>
+      <w:lvlText w:val=""/>
+      <w:lvlJc w:val="left"/>
+      <w:pPr>
+        <w:tabs>
+          <w:tab w:val="num" w:pos="2160"/>
+        </w:tabs>
+        <w:ind w:left="2160" w:hanging="360"/>
+      </w:pPr>
+      <w:rPr>
+        <w:rFonts w:ascii="Wingdings" w:hAnsi="Wingdings" w:hint="default"/>
+        <w:sz w:val="20"/>
+      </w:rPr>
+    </w:lvl>
+    <w:lvl w:ilvl="3" w:tentative="1">
+      <w:start w:val="1"/>
+      <w:numFmt w:val="bullet"/>
+      <w:lvlText w:val=""/>
+      <w:lvlJc w:val="left"/>
+      <w:pPr>
+        <w:tabs>
+          <w:tab w:val="num" w:pos="2880"/>
+        </w:tabs>
+        <w:ind w:left="2880" w:hanging="360"/>
+      </w:pPr>
+      <w:rPr>
+        <w:rFonts w:ascii="Wingdings" w:hAnsi="Wingdings" w:hint="default"/>
+        <w:sz w:val="20"/>
+      </w:rPr>
+    </w:lvl>
+    <w:lvl w:ilvl="4" w:tentative="1">
+      <w:start w:val="1"/>
+      <w:numFmt w:val="bullet"/>
+      <w:lvlText w:val=""/>
+      <w:lvlJc w:val="left"/>
+      <w:pPr>
+        <w:tabs>
+          <w:tab w:val="num" w:pos="3600"/>
+        </w:tabs>
+        <w:ind w:left="3600" w:hanging="360"/>
+      </w:pPr>
+      <w:rPr>
+        <w:rFonts w:ascii="Wingdings" w:hAnsi="Wingdings" w:hint="default"/>
+        <w:sz w:val="20"/>
+      </w:rPr>
+    </w:lvl>
+    <w:lvl w:ilvl="5">
+      <w:start w:val="1"/>
+      <w:numFmt w:val="bullet"/>
+      <w:lvlText w:val=""/>
+      <w:lvlJc w:val="left"/>
+      <w:pPr>
+        <w:tabs>
+          <w:tab w:val="num" w:pos="4320"/>
+        </w:tabs>
+        <w:ind w:left="4320" w:hanging="360"/>
+      </w:pPr>
+      <w:rPr>
+        <w:rFonts w:ascii="Wingdings" w:hAnsi="Wingdings" w:hint="default"/>
+        <w:sz w:val="20"/>
+      </w:rPr>
+    </w:lvl>
+    <w:lvl w:ilvl="6" w:tentative="1">
+      <w:start w:val="1"/>
+      <w:numFmt w:val="bullet"/>
+      <w:lvlText w:val=""/>
+      <w:lvlJc w:val="left"/>
+      <w:pPr>
+        <w:tabs>
+          <w:tab w:val="num" w:pos="5040"/>
+        </w:tabs>
+        <w:ind w:left="5040" w:hanging="360"/>
+      </w:pPr>
+      <w:rPr>
+        <w:rFonts w:ascii="Wingdings" w:hAnsi="Wingdings" w:hint="default"/>
+        <w:sz w:val="20"/>
+      </w:rPr>
+    </w:lvl>
+    <w:lvl w:ilvl="7" w:tentative="1">
+      <w:start w:val="1"/>
+      <w:numFmt w:val="bullet"/>
+      <w:lvlText w:val=""/>
+      <w:lvlJc w:val="left"/>
+      <w:pPr>
+        <w:tabs>
+          <w:tab w:val="num" w:pos="5760"/>
+        </w:tabs>
+        <w:ind w:left="5760" w:hanging="360"/>
+      </w:pPr>
+      <w:rPr>
+        <w:rFonts w:ascii="Wingdings" w:hAnsi="Wingdings" w:hint="default"/>
+        <w:sz w:val="20"/>
+      </w:rPr>
+    </w:lvl>
+    <w:lvl w:ilvl="8" w:tentative="1">
+      <w:start w:val="1"/>
+      <w:numFmt w:val="bullet"/>
+      <w:lvlText w:val=""/>
+      <w:lvlJc w:val="left"/>
+      <w:pPr>
+        <w:tabs>
+          <w:tab w:val="num" w:pos="6480"/>
+        </w:tabs>
+        <w:ind w:left="6480" w:hanging="360"/>
+      </w:pPr>
+      <w:rPr>
+        <w:rFonts w:ascii="Wingdings" w:hAnsi="Wingdings" w:hint="default"/>
+        <w:sz w:val="20"/>
+      </w:rPr>
+    </w:lvl>
+  </w:abstractNum>
+  <w:abstractNum w:abstractNumId="25" w15:restartNumberingAfterBreak="0">
     <w:nsid w:val="5C932EF5"/>
     <w:multiLevelType w:val="multilevel"/>
     <w:tmpl w:val="57E6A7D8"/>
@@ -6889,7 +8168,7 @@
       </w:pPr>
     </w:lvl>
   </w:abstractNum>
-  <w:abstractNum w:abstractNumId="19" w15:restartNumberingAfterBreak="0">
+  <w:abstractNum w:abstractNumId="26" w15:restartNumberingAfterBreak="0">
     <w:nsid w:val="5D3166C9"/>
     <w:multiLevelType w:val="multilevel"/>
     <w:tmpl w:val="01EE7C72"/>
@@ -7038,7 +8317,7 @@
       </w:rPr>
     </w:lvl>
   </w:abstractNum>
-  <w:abstractNum w:abstractNumId="20" w15:restartNumberingAfterBreak="0">
+  <w:abstractNum w:abstractNumId="27" w15:restartNumberingAfterBreak="0">
     <w:nsid w:val="5EA247AC"/>
     <w:multiLevelType w:val="multilevel"/>
     <w:tmpl w:val="C66EDBD6"/>
@@ -7187,7 +8466,7 @@
       </w:rPr>
     </w:lvl>
   </w:abstractNum>
-  <w:abstractNum w:abstractNumId="21" w15:restartNumberingAfterBreak="0">
+  <w:abstractNum w:abstractNumId="28" w15:restartNumberingAfterBreak="0">
     <w:nsid w:val="5FD25808"/>
     <w:multiLevelType w:val="multilevel"/>
     <w:tmpl w:val="D2C66BBE"/>
@@ -7304,7 +8583,156 @@
       </w:pPr>
     </w:lvl>
   </w:abstractNum>
-  <w:abstractNum w:abstractNumId="22" w15:restartNumberingAfterBreak="0">
+  <w:abstractNum w:abstractNumId="29" w15:restartNumberingAfterBreak="0">
+    <w:nsid w:val="5FF92684"/>
+    <w:multiLevelType w:val="multilevel"/>
+    <w:tmpl w:val="8A9AA5DE"/>
+    <w:lvl w:ilvl="0">
+      <w:start w:val="1"/>
+      <w:numFmt w:val="bullet"/>
+      <w:lvlText w:val=""/>
+      <w:lvlJc w:val="left"/>
+      <w:pPr>
+        <w:tabs>
+          <w:tab w:val="num" w:pos="720"/>
+        </w:tabs>
+        <w:ind w:left="720" w:hanging="360"/>
+      </w:pPr>
+      <w:rPr>
+        <w:rFonts w:ascii="Wingdings" w:hAnsi="Wingdings" w:hint="default"/>
+        <w:sz w:val="20"/>
+      </w:rPr>
+    </w:lvl>
+    <w:lvl w:ilvl="1" w:tentative="1">
+      <w:start w:val="1"/>
+      <w:numFmt w:val="bullet"/>
+      <w:lvlText w:val="o"/>
+      <w:lvlJc w:val="left"/>
+      <w:pPr>
+        <w:tabs>
+          <w:tab w:val="num" w:pos="1440"/>
+        </w:tabs>
+        <w:ind w:left="1440" w:hanging="360"/>
+      </w:pPr>
+      <w:rPr>
+        <w:rFonts w:ascii="Courier New" w:hAnsi="Courier New" w:hint="default"/>
+        <w:sz w:val="20"/>
+      </w:rPr>
+    </w:lvl>
+    <w:lvl w:ilvl="2" w:tentative="1">
+      <w:start w:val="1"/>
+      <w:numFmt w:val="bullet"/>
+      <w:lvlText w:val=""/>
+      <w:lvlJc w:val="left"/>
+      <w:pPr>
+        <w:tabs>
+          <w:tab w:val="num" w:pos="2160"/>
+        </w:tabs>
+        <w:ind w:left="2160" w:hanging="360"/>
+      </w:pPr>
+      <w:rPr>
+        <w:rFonts w:ascii="Wingdings" w:hAnsi="Wingdings" w:hint="default"/>
+        <w:sz w:val="20"/>
+      </w:rPr>
+    </w:lvl>
+    <w:lvl w:ilvl="3" w:tentative="1">
+      <w:start w:val="1"/>
+      <w:numFmt w:val="bullet"/>
+      <w:lvlText w:val=""/>
+      <w:lvlJc w:val="left"/>
+      <w:pPr>
+        <w:tabs>
+          <w:tab w:val="num" w:pos="2880"/>
+        </w:tabs>
+        <w:ind w:left="2880" w:hanging="360"/>
+      </w:pPr>
+      <w:rPr>
+        <w:rFonts w:ascii="Wingdings" w:hAnsi="Wingdings" w:hint="default"/>
+        <w:sz w:val="20"/>
+      </w:rPr>
+    </w:lvl>
+    <w:lvl w:ilvl="4" w:tentative="1">
+      <w:start w:val="1"/>
+      <w:numFmt w:val="bullet"/>
+      <w:lvlText w:val=""/>
+      <w:lvlJc w:val="left"/>
+      <w:pPr>
+        <w:tabs>
+          <w:tab w:val="num" w:pos="3600"/>
+        </w:tabs>
+        <w:ind w:left="3600" w:hanging="360"/>
+      </w:pPr>
+      <w:rPr>
+        <w:rFonts w:ascii="Wingdings" w:hAnsi="Wingdings" w:hint="default"/>
+        <w:sz w:val="20"/>
+      </w:rPr>
+    </w:lvl>
+    <w:lvl w:ilvl="5" w:tentative="1">
+      <w:start w:val="1"/>
+      <w:numFmt w:val="bullet"/>
+      <w:lvlText w:val=""/>
+      <w:lvlJc w:val="left"/>
+      <w:pPr>
+        <w:tabs>
+          <w:tab w:val="num" w:pos="4320"/>
+        </w:tabs>
+        <w:ind w:left="4320" w:hanging="360"/>
+      </w:pPr>
+      <w:rPr>
+        <w:rFonts w:ascii="Wingdings" w:hAnsi="Wingdings" w:hint="default"/>
+        <w:sz w:val="20"/>
+      </w:rPr>
+    </w:lvl>
+    <w:lvl w:ilvl="6" w:tentative="1">
+      <w:start w:val="1"/>
+      <w:numFmt w:val="bullet"/>
+      <w:lvlText w:val=""/>
+      <w:lvlJc w:val="left"/>
+      <w:pPr>
+        <w:tabs>
+          <w:tab w:val="num" w:pos="5040"/>
+        </w:tabs>
+        <w:ind w:left="5040" w:hanging="360"/>
+      </w:pPr>
+      <w:rPr>
+        <w:rFonts w:ascii="Wingdings" w:hAnsi="Wingdings" w:hint="default"/>
+        <w:sz w:val="20"/>
+      </w:rPr>
+    </w:lvl>
+    <w:lvl w:ilvl="7" w:tentative="1">
+      <w:start w:val="1"/>
+      <w:numFmt w:val="bullet"/>
+      <w:lvlText w:val=""/>
+      <w:lvlJc w:val="left"/>
+      <w:pPr>
+        <w:tabs>
+          <w:tab w:val="num" w:pos="5760"/>
+        </w:tabs>
+        <w:ind w:left="5760" w:hanging="360"/>
+      </w:pPr>
+      <w:rPr>
+        <w:rFonts w:ascii="Wingdings" w:hAnsi="Wingdings" w:hint="default"/>
+        <w:sz w:val="20"/>
+      </w:rPr>
+    </w:lvl>
+    <w:lvl w:ilvl="8" w:tentative="1">
+      <w:start w:val="1"/>
+      <w:numFmt w:val="bullet"/>
+      <w:lvlText w:val=""/>
+      <w:lvlJc w:val="left"/>
+      <w:pPr>
+        <w:tabs>
+          <w:tab w:val="num" w:pos="6480"/>
+        </w:tabs>
+        <w:ind w:left="6480" w:hanging="360"/>
+      </w:pPr>
+      <w:rPr>
+        <w:rFonts w:ascii="Wingdings" w:hAnsi="Wingdings" w:hint="default"/>
+        <w:sz w:val="20"/>
+      </w:rPr>
+    </w:lvl>
+  </w:abstractNum>
+  <w:abstractNum w:abstractNumId="30" w15:restartNumberingAfterBreak="0">
     <w:nsid w:val="6078386B"/>
     <w:multiLevelType w:val="multilevel"/>
     <w:tmpl w:val="24649718"/>
@@ -7453,7 +8881,7 @@
       </w:rPr>
     </w:lvl>
   </w:abstractNum>
-  <w:abstractNum w:abstractNumId="23" w15:restartNumberingAfterBreak="0">
+  <w:abstractNum w:abstractNumId="31" w15:restartNumberingAfterBreak="0">
     <w:nsid w:val="613F0167"/>
     <w:multiLevelType w:val="multilevel"/>
     <w:tmpl w:val="E236C13C"/>
@@ -7566,7 +8994,93 @@
       </w:pPr>
     </w:lvl>
   </w:abstractNum>
-  <w:abstractNum w:abstractNumId="24" w15:restartNumberingAfterBreak="0">
+  <w:abstractNum w:abstractNumId="32" w15:restartNumberingAfterBreak="0">
+    <w:nsid w:val="63324F6D"/>
+    <w:multiLevelType w:val="hybridMultilevel"/>
+    <w:tmpl w:val="967EDAEC"/>
+    <w:lvl w:ilvl="0" w:tplc="0409000F">
+      <w:start w:val="1"/>
+      <w:numFmt w:val="decimal"/>
+      <w:lvlText w:val="%1."/>
+      <w:lvlJc w:val="left"/>
+      <w:pPr>
+        <w:ind w:left="720" w:hanging="360"/>
+      </w:pPr>
+    </w:lvl>
+    <w:lvl w:ilvl="1" w:tplc="04090019">
+      <w:start w:val="1"/>
+      <w:numFmt w:val="lowerLetter"/>
+      <w:lvlText w:val="%2."/>
+      <w:lvlJc w:val="left"/>
+      <w:pPr>
+        <w:ind w:left="1440" w:hanging="360"/>
+      </w:pPr>
+    </w:lvl>
+    <w:lvl w:ilvl="2" w:tplc="0409001B" w:tentative="1">
+      <w:start w:val="1"/>
+      <w:numFmt w:val="lowerRoman"/>
+      <w:lvlText w:val="%3."/>
+      <w:lvlJc w:val="right"/>
+      <w:pPr>
+        <w:ind w:left="2160" w:hanging="180"/>
+      </w:pPr>
+    </w:lvl>
+    <w:lvl w:ilvl="3" w:tplc="0409000F" w:tentative="1">
+      <w:start w:val="1"/>
+      <w:numFmt w:val="decimal"/>
+      <w:lvlText w:val="%4."/>
+      <w:lvlJc w:val="left"/>
+      <w:pPr>
+        <w:ind w:left="2880" w:hanging="360"/>
+      </w:pPr>
+    </w:lvl>
+    <w:lvl w:ilvl="4" w:tplc="04090019" w:tentative="1">
+      <w:start w:val="1"/>
+      <w:numFmt w:val="lowerLetter"/>
+      <w:lvlText w:val="%5."/>
+      <w:lvlJc w:val="left"/>
+      <w:pPr>
+        <w:ind w:left="3600" w:hanging="360"/>
+      </w:pPr>
+    </w:lvl>
+    <w:lvl w:ilvl="5" w:tplc="0409001B" w:tentative="1">
+      <w:start w:val="1"/>
+      <w:numFmt w:val="lowerRoman"/>
+      <w:lvlText w:val="%6."/>
+      <w:lvlJc w:val="right"/>
+      <w:pPr>
+        <w:ind w:left="4320" w:hanging="180"/>
+      </w:pPr>
+    </w:lvl>
+    <w:lvl w:ilvl="6" w:tplc="0409000F" w:tentative="1">
+      <w:start w:val="1"/>
+      <w:numFmt w:val="decimal"/>
+      <w:lvlText w:val="%7."/>
+      <w:lvlJc w:val="left"/>
+      <w:pPr>
+        <w:ind w:left="5040" w:hanging="360"/>
+      </w:pPr>
+    </w:lvl>
+    <w:lvl w:ilvl="7" w:tplc="04090019" w:tentative="1">
+      <w:start w:val="1"/>
+      <w:numFmt w:val="lowerLetter"/>
+      <w:lvlText w:val="%8."/>
+      <w:lvlJc w:val="left"/>
+      <w:pPr>
+        <w:ind w:left="5760" w:hanging="360"/>
+      </w:pPr>
+    </w:lvl>
+    <w:lvl w:ilvl="8" w:tplc="0409001B" w:tentative="1">
+      <w:start w:val="1"/>
+      <w:numFmt w:val="lowerRoman"/>
+      <w:lvlText w:val="%9."/>
+      <w:lvlJc w:val="right"/>
+      <w:pPr>
+        <w:ind w:left="6480" w:hanging="180"/>
+      </w:pPr>
+    </w:lvl>
+  </w:abstractNum>
+  <w:abstractNum w:abstractNumId="33" w15:restartNumberingAfterBreak="0">
     <w:nsid w:val="69873222"/>
     <w:multiLevelType w:val="multilevel"/>
     <w:tmpl w:val="1472A83C"/>
@@ -7715,7 +9229,7 @@
       </w:rPr>
     </w:lvl>
   </w:abstractNum>
-  <w:abstractNum w:abstractNumId="25" w15:restartNumberingAfterBreak="0">
+  <w:abstractNum w:abstractNumId="34" w15:restartNumberingAfterBreak="0">
     <w:nsid w:val="6BF42C3A"/>
     <w:multiLevelType w:val="multilevel"/>
     <w:tmpl w:val="DD06F288"/>
@@ -7865,82 +9379,109 @@
     </w:lvl>
   </w:abstractNum>
   <w:num w:numId="1">
+    <w:abstractNumId w:val="18"/>
+  </w:num>
+  <w:num w:numId="2">
+    <w:abstractNumId w:val="15"/>
+  </w:num>
+  <w:num w:numId="3">
+    <w:abstractNumId w:val="23"/>
+  </w:num>
+  <w:num w:numId="4">
+    <w:abstractNumId w:val="25"/>
+  </w:num>
+  <w:num w:numId="5">
+    <w:abstractNumId w:val="19"/>
+  </w:num>
+  <w:num w:numId="6">
     <w:abstractNumId w:val="12"/>
   </w:num>
-  <w:num w:numId="2">
-    <w:abstractNumId w:val="10"/>
-  </w:num>
-  <w:num w:numId="3">
-    <w:abstractNumId w:val="17"/>
-  </w:num>
-  <w:num w:numId="4">
-    <w:abstractNumId w:val="18"/>
-  </w:num>
-  <w:num w:numId="5">
-    <w:abstractNumId w:val="13"/>
-  </w:num>
-  <w:num w:numId="6">
-    <w:abstractNumId w:val="8"/>
-  </w:num>
   <w:num w:numId="7">
-    <w:abstractNumId w:val="5"/>
+    <w:abstractNumId w:val="7"/>
   </w:num>
   <w:num w:numId="8">
-    <w:abstractNumId w:val="11"/>
+    <w:abstractNumId w:val="16"/>
   </w:num>
   <w:num w:numId="9">
-    <w:abstractNumId w:val="24"/>
+    <w:abstractNumId w:val="33"/>
   </w:num>
   <w:num w:numId="10">
-    <w:abstractNumId w:val="16"/>
+    <w:abstractNumId w:val="22"/>
   </w:num>
   <w:num w:numId="11">
+    <w:abstractNumId w:val="20"/>
+  </w:num>
+  <w:num w:numId="12">
     <w:abstractNumId w:val="14"/>
   </w:num>
-  <w:num w:numId="12">
-    <w:abstractNumId w:val="9"/>
-  </w:num>
   <w:num w:numId="13">
-    <w:abstractNumId w:val="23"/>
+    <w:abstractNumId w:val="31"/>
   </w:num>
   <w:num w:numId="14">
-    <w:abstractNumId w:val="21"/>
+    <w:abstractNumId w:val="28"/>
   </w:num>
   <w:num w:numId="15">
+    <w:abstractNumId w:val="6"/>
+  </w:num>
+  <w:num w:numId="16">
+    <w:abstractNumId w:val="26"/>
+  </w:num>
+  <w:num w:numId="17">
+    <w:abstractNumId w:val="27"/>
+  </w:num>
+  <w:num w:numId="18">
     <w:abstractNumId w:val="4"/>
   </w:num>
-  <w:num w:numId="16">
-    <w:abstractNumId w:val="19"/>
-  </w:num>
-  <w:num w:numId="17">
-    <w:abstractNumId w:val="20"/>
-  </w:num>
-  <w:num w:numId="18">
-    <w:abstractNumId w:val="2"/>
-  </w:num>
   <w:num w:numId="19">
-    <w:abstractNumId w:val="1"/>
+    <w:abstractNumId w:val="3"/>
   </w:num>
   <w:num w:numId="20">
-    <w:abstractNumId w:val="7"/>
+    <w:abstractNumId w:val="11"/>
   </w:num>
   <w:num w:numId="21">
     <w:abstractNumId w:val="0"/>
   </w:num>
   <w:num w:numId="22">
-    <w:abstractNumId w:val="6"/>
+    <w:abstractNumId w:val="8"/>
   </w:num>
   <w:num w:numId="23">
-    <w:abstractNumId w:val="22"/>
+    <w:abstractNumId w:val="30"/>
   </w:num>
   <w:num w:numId="24">
-    <w:abstractNumId w:val="3"/>
+    <w:abstractNumId w:val="5"/>
   </w:num>
   <w:num w:numId="25">
-    <w:abstractNumId w:val="15"/>
+    <w:abstractNumId w:val="21"/>
   </w:num>
   <w:num w:numId="26">
-    <w:abstractNumId w:val="25"/>
+    <w:abstractNumId w:val="34"/>
+  </w:num>
+  <w:num w:numId="27">
+    <w:abstractNumId w:val="2"/>
+  </w:num>
+  <w:num w:numId="28">
+    <w:abstractNumId w:val="10"/>
+  </w:num>
+  <w:num w:numId="29">
+    <w:abstractNumId w:val="17"/>
+  </w:num>
+  <w:num w:numId="30">
+    <w:abstractNumId w:val="1"/>
+  </w:num>
+  <w:num w:numId="31">
+    <w:abstractNumId w:val="32"/>
+  </w:num>
+  <w:num w:numId="32">
+    <w:abstractNumId w:val="24"/>
+  </w:num>
+  <w:num w:numId="33">
+    <w:abstractNumId w:val="13"/>
+  </w:num>
+  <w:num w:numId="34">
+    <w:abstractNumId w:val="9"/>
+  </w:num>
+  <w:num w:numId="35">
+    <w:abstractNumId w:val="29"/>
   </w:num>
 </w:numbering>
 </file>
@@ -8422,7 +9963,6 @@
   <w:style w:type="character" w:default="1" w:styleId="DefaultParagraphFont">
     <w:name w:val="Default Paragraph Font"/>
     <w:uiPriority w:val="1"/>
-    <w:semiHidden/>
     <w:unhideWhenUsed/>
   </w:style>
   <w:style w:type="table" w:default="1" w:styleId="TableNormal">
@@ -8589,6 +10129,17 @@
     <w:link w:val="Footer"/>
     <w:uiPriority w:val="99"/>
     <w:rsid w:val="00346C06"/>
+  </w:style>
+  <w:style w:type="paragraph" w:styleId="ListParagraph">
+    <w:name w:val="List Paragraph"/>
+    <w:basedOn w:val="Normal"/>
+    <w:uiPriority w:val="34"/>
+    <w:qFormat/>
+    <w:rsid w:val="001849F1"/>
+    <w:pPr>
+      <w:ind w:left="720"/>
+      <w:contextualSpacing/>
+    </w:pPr>
   </w:style>
 </w:styles>
 </file>
